--- a/TRABAJO GRUPAL 1 EPN 2026-A.docx
+++ b/TRABAJO GRUPAL 1 EPN 2026-A.docx
@@ -1,6 +1,6 @@
 
 <file path=word/document.xml><?xml version="1.0" encoding="utf-8"?>
-<w:document xmlns:wpc="http://schemas.microsoft.com/office/word/2010/wordprocessingCanvas" xmlns:cx="http://schemas.microsoft.com/office/drawing/2014/chartex" xmlns:cx1="http://schemas.microsoft.com/office/drawing/2015/9/8/chartex" xmlns:cx2="http://schemas.microsoft.com/office/drawing/2015/10/21/chartex" xmlns:cx3="http://schemas.microsoft.com/office/drawing/2016/5/9/chartex" xmlns:cx4="http://schemas.microsoft.com/office/drawing/2016/5/10/chartex" xmlns:cx5="http://schemas.microsoft.com/office/drawing/2016/5/11/chartex" xmlns:cx6="http://schemas.microsoft.com/office/drawing/2016/5/12/chartex" xmlns:cx7="http://schemas.microsoft.com/office/drawing/2016/5/13/chartex" xmlns:cx8="http://schemas.microsoft.com/office/drawing/2016/5/14/chartex" xmlns:mc="http://schemas.openxmlformats.org/markup-compatibility/2006" xmlns:aink="http://schemas.microsoft.com/office/drawing/2016/ink" xmlns:am3d="http://schemas.microsoft.com/office/drawing/2017/model3d" xmlns:o="urn:schemas-microsoft-com:office:office" xmlns:oel="http://schemas.microsoft.com/office/2019/extlst" xmlns:r="http://schemas.openxmlformats.org/officeDocument/2006/relationships" xmlns:m="http://schemas.openxmlformats.org/officeDocument/2006/math" xmlns:v="urn:schemas-microsoft-com:vml" xmlns:wp14="http://schemas.microsoft.com/office/word/2010/wordprocessingDrawing" xmlns:wp="http://schemas.openxmlformats.org/drawingml/2006/wordprocessingDrawing" xmlns:w10="urn:schemas-microsoft-com:office:word" xmlns:w="http://schemas.openxmlformats.org/wordprocessingml/2006/main" xmlns:w14="http://schemas.microsoft.com/office/word/2010/wordml" xmlns:w15="http://schemas.microsoft.com/office/word/2012/wordml" xmlns:w16cex="http://schemas.microsoft.com/office/word/2018/wordml/cex" xmlns:w16cid="http://schemas.microsoft.com/office/word/2016/wordml/cid" xmlns:w16="http://schemas.microsoft.com/office/word/2018/wordml" xmlns:w16sdtdh="http://schemas.microsoft.com/office/word/2020/wordml/sdtdatahash" xmlns:w16se="http://schemas.microsoft.com/office/word/2015/wordml/symex" xmlns:wpg="http://schemas.microsoft.com/office/word/2010/wordprocessingGroup" xmlns:wpi="http://schemas.microsoft.com/office/word/2010/wordprocessingInk" xmlns:wne="http://schemas.microsoft.com/office/word/2006/wordml" xmlns:wps="http://schemas.microsoft.com/office/word/2010/wordprocessingShape" mc:Ignorable="w14 w15 w16se w16cid w16 w16cex w16sdtdh wp14">
+<w:document xmlns:wpc="http://schemas.microsoft.com/office/word/2010/wordprocessingCanvas" xmlns:cx="http://schemas.microsoft.com/office/drawing/2014/chartex" xmlns:mc="http://schemas.openxmlformats.org/markup-compatibility/2006" xmlns:o="urn:schemas-microsoft-com:office:office" xmlns:r="http://schemas.openxmlformats.org/officeDocument/2006/relationships" xmlns:m="http://schemas.openxmlformats.org/officeDocument/2006/math" xmlns:v="urn:schemas-microsoft-com:vml" xmlns:wp14="http://schemas.microsoft.com/office/word/2010/wordprocessingDrawing" xmlns:wp="http://schemas.openxmlformats.org/drawingml/2006/wordprocessingDrawing" xmlns:w10="urn:schemas-microsoft-com:office:word" xmlns:w="http://schemas.openxmlformats.org/wordprocessingml/2006/main" xmlns:w14="http://schemas.microsoft.com/office/word/2010/wordml" xmlns:w15="http://schemas.microsoft.com/office/word/2012/wordml" xmlns:w16se="http://schemas.microsoft.com/office/word/2015/wordml/symex" xmlns:wpg="http://schemas.microsoft.com/office/word/2010/wordprocessingGroup" xmlns:wpi="http://schemas.microsoft.com/office/word/2010/wordprocessingInk" xmlns:wne="http://schemas.microsoft.com/office/word/2006/wordml" xmlns:wps="http://schemas.microsoft.com/office/word/2010/wordprocessingShape" mc:Ignorable="w14 w15 w16se wp14">
   <w:body>
     <w:p>
       <w:pPr>
@@ -175,7 +175,13 @@
         </w:numPr>
       </w:pPr>
       <w:r>
-        <w:t>Recibir tres números (A, B y C).</w:t>
+        <w:t>Recibir tres números (A, B y C)</w:t>
+      </w:r>
+      <w:r>
+        <w:t xml:space="preserve"> y una variable</w:t>
+      </w:r>
+      <w:r>
+        <w:t>.</w:t>
       </w:r>
     </w:p>
     <w:p>
@@ -186,7 +192,12 @@
         </w:numPr>
       </w:pPr>
       <w:r>
-        <w:t>Comparar A: ¿Es mayor que B y también mayor que C?</w:t>
+        <w:t>Comparar A: ¿Es mayor que B y tamb</w:t>
+      </w:r>
+      <w:bookmarkStart w:id="0" w:name="_GoBack"/>
+      <w:bookmarkEnd w:id="0"/>
+      <w:r>
+        <w:t>ién mayor que C?</w:t>
       </w:r>
     </w:p>
     <w:p>
@@ -295,13 +306,571 @@
     <w:p>
       <w:pPr>
         <w:jc w:val="center"/>
+        <w:rPr>
+          <w:lang w:val="en-US"/>
+        </w:rPr>
       </w:pPr>
       <w:r>
         <w:br w:type="page"/>
       </w:r>
-      <w:r>
+      <w:proofErr w:type="spellStart"/>
+      <w:r>
+        <w:rPr>
+          <w:lang w:val="en-US"/>
+        </w:rPr>
         <w:lastRenderedPageBreak/>
-        <w:t>Ejercicio 1</w:t>
+        <w:t>Ejercicio</w:t>
+      </w:r>
+      <w:proofErr w:type="spellEnd"/>
+      <w:r>
+        <w:rPr>
+          <w:lang w:val="en-US"/>
+        </w:rPr>
+        <w:t xml:space="preserve"> 1</w:t>
+      </w:r>
+    </w:p>
+    <w:p>
+      <w:pPr>
+        <w:rPr>
+          <w:sz w:val="10"/>
+          <w:szCs w:val="10"/>
+          <w:lang w:val="en-US"/>
+        </w:rPr>
+      </w:pPr>
+      <w:r>
+        <w:rPr>
+          <w:sz w:val="10"/>
+          <w:szCs w:val="10"/>
+          <w:lang w:val="en-US"/>
+        </w:rPr>
+        <w:t>#include &lt;</w:t>
+      </w:r>
+      <w:proofErr w:type="spellStart"/>
+      <w:r>
+        <w:rPr>
+          <w:sz w:val="10"/>
+          <w:szCs w:val="10"/>
+          <w:lang w:val="en-US"/>
+        </w:rPr>
+        <w:t>stdio.h</w:t>
+      </w:r>
+      <w:proofErr w:type="spellEnd"/>
+      <w:r>
+        <w:rPr>
+          <w:sz w:val="10"/>
+          <w:szCs w:val="10"/>
+          <w:lang w:val="en-US"/>
+        </w:rPr>
+        <w:t>&gt;</w:t>
+      </w:r>
+    </w:p>
+    <w:p>
+      <w:pPr>
+        <w:rPr>
+          <w:sz w:val="10"/>
+          <w:szCs w:val="10"/>
+          <w:lang w:val="en-US"/>
+        </w:rPr>
+      </w:pPr>
+      <w:proofErr w:type="spellStart"/>
+      <w:r>
+        <w:rPr>
+          <w:sz w:val="10"/>
+          <w:szCs w:val="10"/>
+          <w:lang w:val="en-US"/>
+        </w:rPr>
+        <w:t>int</w:t>
+      </w:r>
+      <w:proofErr w:type="spellEnd"/>
+      <w:r>
+        <w:rPr>
+          <w:sz w:val="10"/>
+          <w:szCs w:val="10"/>
+          <w:lang w:val="en-US"/>
+        </w:rPr>
+        <w:t xml:space="preserve"> main(void)</w:t>
+      </w:r>
+    </w:p>
+    <w:p>
+      <w:pPr>
+        <w:rPr>
+          <w:sz w:val="10"/>
+          <w:szCs w:val="10"/>
+        </w:rPr>
+      </w:pPr>
+      <w:r>
+        <w:rPr>
+          <w:sz w:val="10"/>
+          <w:szCs w:val="10"/>
+        </w:rPr>
+        <w:t>{</w:t>
+      </w:r>
+    </w:p>
+    <w:p>
+      <w:pPr>
+        <w:rPr>
+          <w:sz w:val="10"/>
+          <w:szCs w:val="10"/>
+        </w:rPr>
+      </w:pPr>
+      <w:r>
+        <w:rPr>
+          <w:sz w:val="10"/>
+          <w:szCs w:val="10"/>
+        </w:rPr>
+        <w:t xml:space="preserve">    </w:t>
+      </w:r>
+      <w:proofErr w:type="spellStart"/>
+      <w:r>
+        <w:rPr>
+          <w:sz w:val="10"/>
+          <w:szCs w:val="10"/>
+        </w:rPr>
+        <w:t>int</w:t>
+      </w:r>
+      <w:proofErr w:type="spellEnd"/>
+      <w:r>
+        <w:rPr>
+          <w:sz w:val="10"/>
+          <w:szCs w:val="10"/>
+        </w:rPr>
+        <w:t xml:space="preserve"> X;</w:t>
+      </w:r>
+    </w:p>
+    <w:p>
+      <w:pPr>
+        <w:rPr>
+          <w:sz w:val="10"/>
+          <w:szCs w:val="10"/>
+        </w:rPr>
+      </w:pPr>
+      <w:r>
+        <w:rPr>
+          <w:sz w:val="10"/>
+          <w:szCs w:val="10"/>
+        </w:rPr>
+        <w:t xml:space="preserve">    </w:t>
+      </w:r>
+      <w:proofErr w:type="spellStart"/>
+      <w:proofErr w:type="gramStart"/>
+      <w:r>
+        <w:rPr>
+          <w:sz w:val="10"/>
+          <w:szCs w:val="10"/>
+        </w:rPr>
+        <w:t>printf</w:t>
+      </w:r>
+      <w:proofErr w:type="spellEnd"/>
+      <w:r>
+        <w:rPr>
+          <w:sz w:val="10"/>
+          <w:szCs w:val="10"/>
+        </w:rPr>
+        <w:t>(</w:t>
+      </w:r>
+      <w:proofErr w:type="gramEnd"/>
+      <w:r>
+        <w:rPr>
+          <w:sz w:val="10"/>
+          <w:szCs w:val="10"/>
+        </w:rPr>
+        <w:t>"Ingrese un valor entero: ");</w:t>
+      </w:r>
+    </w:p>
+    <w:p>
+      <w:pPr>
+        <w:rPr>
+          <w:sz w:val="10"/>
+          <w:szCs w:val="10"/>
+          <w:lang w:val="en-US"/>
+        </w:rPr>
+      </w:pPr>
+      <w:r>
+        <w:rPr>
+          <w:sz w:val="10"/>
+          <w:szCs w:val="10"/>
+        </w:rPr>
+        <w:t xml:space="preserve">    </w:t>
+      </w:r>
+      <w:proofErr w:type="spellStart"/>
+      <w:proofErr w:type="gramStart"/>
+      <w:r>
+        <w:rPr>
+          <w:sz w:val="10"/>
+          <w:szCs w:val="10"/>
+          <w:lang w:val="en-US"/>
+        </w:rPr>
+        <w:t>scanf</w:t>
+      </w:r>
+      <w:proofErr w:type="spellEnd"/>
+      <w:r>
+        <w:rPr>
+          <w:sz w:val="10"/>
+          <w:szCs w:val="10"/>
+          <w:lang w:val="en-US"/>
+        </w:rPr>
+        <w:t>(</w:t>
+      </w:r>
+      <w:proofErr w:type="gramEnd"/>
+      <w:r>
+        <w:rPr>
+          <w:sz w:val="10"/>
+          <w:szCs w:val="10"/>
+          <w:lang w:val="en-US"/>
+        </w:rPr>
+        <w:t>"%d", &amp;X);</w:t>
+      </w:r>
+    </w:p>
+    <w:p>
+      <w:pPr>
+        <w:rPr>
+          <w:sz w:val="10"/>
+          <w:szCs w:val="10"/>
+          <w:lang w:val="en-US"/>
+        </w:rPr>
+      </w:pPr>
+      <w:r>
+        <w:rPr>
+          <w:sz w:val="10"/>
+          <w:szCs w:val="10"/>
+          <w:lang w:val="en-US"/>
+        </w:rPr>
+        <w:t xml:space="preserve">    if (X&gt;0)</w:t>
+      </w:r>
+    </w:p>
+    <w:p>
+      <w:pPr>
+        <w:rPr>
+          <w:sz w:val="10"/>
+          <w:szCs w:val="10"/>
+        </w:rPr>
+      </w:pPr>
+      <w:r>
+        <w:rPr>
+          <w:sz w:val="10"/>
+          <w:szCs w:val="10"/>
+          <w:lang w:val="en-US"/>
+        </w:rPr>
+        <w:t xml:space="preserve">    </w:t>
+      </w:r>
+      <w:r>
+        <w:rPr>
+          <w:sz w:val="10"/>
+          <w:szCs w:val="10"/>
+        </w:rPr>
+        <w:t>{</w:t>
+      </w:r>
+    </w:p>
+    <w:p>
+      <w:pPr>
+        <w:rPr>
+          <w:sz w:val="10"/>
+          <w:szCs w:val="10"/>
+        </w:rPr>
+      </w:pPr>
+      <w:r>
+        <w:rPr>
+          <w:sz w:val="10"/>
+          <w:szCs w:val="10"/>
+        </w:rPr>
+        <w:t xml:space="preserve">        </w:t>
+      </w:r>
+      <w:proofErr w:type="spellStart"/>
+      <w:proofErr w:type="gramStart"/>
+      <w:r>
+        <w:rPr>
+          <w:sz w:val="10"/>
+          <w:szCs w:val="10"/>
+        </w:rPr>
+        <w:t>printf</w:t>
+      </w:r>
+      <w:proofErr w:type="spellEnd"/>
+      <w:r>
+        <w:rPr>
+          <w:sz w:val="10"/>
+          <w:szCs w:val="10"/>
+        </w:rPr>
+        <w:t>(</w:t>
+      </w:r>
+      <w:proofErr w:type="gramEnd"/>
+      <w:r>
+        <w:rPr>
+          <w:sz w:val="10"/>
+          <w:szCs w:val="10"/>
+        </w:rPr>
+        <w:t>"El número %d es positivo.\n", X);</w:t>
+      </w:r>
+    </w:p>
+    <w:p>
+      <w:pPr>
+        <w:rPr>
+          <w:sz w:val="10"/>
+          <w:szCs w:val="10"/>
+        </w:rPr>
+      </w:pPr>
+      <w:r>
+        <w:rPr>
+          <w:sz w:val="10"/>
+          <w:szCs w:val="10"/>
+        </w:rPr>
+        <w:t xml:space="preserve">    }</w:t>
+      </w:r>
+    </w:p>
+    <w:p>
+      <w:pPr>
+        <w:rPr>
+          <w:sz w:val="10"/>
+          <w:szCs w:val="10"/>
+        </w:rPr>
+      </w:pPr>
+      <w:r>
+        <w:rPr>
+          <w:sz w:val="10"/>
+          <w:szCs w:val="10"/>
+        </w:rPr>
+        <w:t xml:space="preserve">    </w:t>
+      </w:r>
+      <w:proofErr w:type="spellStart"/>
+      <w:r>
+        <w:rPr>
+          <w:sz w:val="10"/>
+          <w:szCs w:val="10"/>
+        </w:rPr>
+        <w:t>else</w:t>
+      </w:r>
+      <w:proofErr w:type="spellEnd"/>
+      <w:r>
+        <w:rPr>
+          <w:sz w:val="10"/>
+          <w:szCs w:val="10"/>
+        </w:rPr>
+        <w:t xml:space="preserve"> </w:t>
+      </w:r>
+      <w:proofErr w:type="spellStart"/>
+      <w:r>
+        <w:rPr>
+          <w:sz w:val="10"/>
+          <w:szCs w:val="10"/>
+        </w:rPr>
+        <w:t>if</w:t>
+      </w:r>
+      <w:proofErr w:type="spellEnd"/>
+      <w:r>
+        <w:rPr>
+          <w:sz w:val="10"/>
+          <w:szCs w:val="10"/>
+        </w:rPr>
+        <w:t xml:space="preserve"> (X&lt;0)</w:t>
+      </w:r>
+    </w:p>
+    <w:p>
+      <w:pPr>
+        <w:rPr>
+          <w:sz w:val="10"/>
+          <w:szCs w:val="10"/>
+        </w:rPr>
+      </w:pPr>
+      <w:r>
+        <w:rPr>
+          <w:sz w:val="10"/>
+          <w:szCs w:val="10"/>
+        </w:rPr>
+        <w:t xml:space="preserve">    {</w:t>
+      </w:r>
+    </w:p>
+    <w:p>
+      <w:pPr>
+        <w:rPr>
+          <w:sz w:val="10"/>
+          <w:szCs w:val="10"/>
+        </w:rPr>
+      </w:pPr>
+      <w:r>
+        <w:rPr>
+          <w:sz w:val="10"/>
+          <w:szCs w:val="10"/>
+        </w:rPr>
+        <w:t xml:space="preserve">        </w:t>
+      </w:r>
+      <w:proofErr w:type="spellStart"/>
+      <w:proofErr w:type="gramStart"/>
+      <w:r>
+        <w:rPr>
+          <w:sz w:val="10"/>
+          <w:szCs w:val="10"/>
+        </w:rPr>
+        <w:t>printf</w:t>
+      </w:r>
+      <w:proofErr w:type="spellEnd"/>
+      <w:r>
+        <w:rPr>
+          <w:sz w:val="10"/>
+          <w:szCs w:val="10"/>
+        </w:rPr>
+        <w:t>(</w:t>
+      </w:r>
+      <w:proofErr w:type="gramEnd"/>
+      <w:r>
+        <w:rPr>
+          <w:sz w:val="10"/>
+          <w:szCs w:val="10"/>
+        </w:rPr>
+        <w:t>"El número %d es negativo. \n", X);</w:t>
+      </w:r>
+    </w:p>
+    <w:p>
+      <w:pPr>
+        <w:rPr>
+          <w:sz w:val="10"/>
+          <w:szCs w:val="10"/>
+        </w:rPr>
+      </w:pPr>
+      <w:r>
+        <w:rPr>
+          <w:sz w:val="10"/>
+          <w:szCs w:val="10"/>
+        </w:rPr>
+        <w:t xml:space="preserve">    }</w:t>
+      </w:r>
+    </w:p>
+    <w:p>
+      <w:pPr>
+        <w:rPr>
+          <w:sz w:val="10"/>
+          <w:szCs w:val="10"/>
+        </w:rPr>
+      </w:pPr>
+      <w:r>
+        <w:rPr>
+          <w:sz w:val="10"/>
+          <w:szCs w:val="10"/>
+        </w:rPr>
+        <w:t xml:space="preserve">    </w:t>
+      </w:r>
+      <w:proofErr w:type="spellStart"/>
+      <w:r>
+        <w:rPr>
+          <w:sz w:val="10"/>
+          <w:szCs w:val="10"/>
+        </w:rPr>
+        <w:t>else</w:t>
+      </w:r>
+      <w:proofErr w:type="spellEnd"/>
+    </w:p>
+    <w:p>
+      <w:pPr>
+        <w:rPr>
+          <w:sz w:val="10"/>
+          <w:szCs w:val="10"/>
+        </w:rPr>
+      </w:pPr>
+      <w:r>
+        <w:rPr>
+          <w:sz w:val="10"/>
+          <w:szCs w:val="10"/>
+        </w:rPr>
+        <w:t xml:space="preserve">    {</w:t>
+      </w:r>
+    </w:p>
+    <w:p>
+      <w:pPr>
+        <w:rPr>
+          <w:sz w:val="10"/>
+          <w:szCs w:val="10"/>
+        </w:rPr>
+      </w:pPr>
+      <w:r>
+        <w:rPr>
+          <w:sz w:val="10"/>
+          <w:szCs w:val="10"/>
+        </w:rPr>
+        <w:t xml:space="preserve">        </w:t>
+      </w:r>
+      <w:proofErr w:type="spellStart"/>
+      <w:proofErr w:type="gramStart"/>
+      <w:r>
+        <w:rPr>
+          <w:sz w:val="10"/>
+          <w:szCs w:val="10"/>
+        </w:rPr>
+        <w:t>printf</w:t>
+      </w:r>
+      <w:proofErr w:type="spellEnd"/>
+      <w:r>
+        <w:rPr>
+          <w:sz w:val="10"/>
+          <w:szCs w:val="10"/>
+        </w:rPr>
+        <w:t>(</w:t>
+      </w:r>
+      <w:proofErr w:type="gramEnd"/>
+      <w:r>
+        <w:rPr>
+          <w:sz w:val="10"/>
+          <w:szCs w:val="10"/>
+        </w:rPr>
+        <w:t>"El número es cero.");</w:t>
+      </w:r>
+    </w:p>
+    <w:p>
+      <w:pPr>
+        <w:rPr>
+          <w:sz w:val="10"/>
+          <w:szCs w:val="10"/>
+        </w:rPr>
+      </w:pPr>
+      <w:r>
+        <w:rPr>
+          <w:sz w:val="10"/>
+          <w:szCs w:val="10"/>
+        </w:rPr>
+        <w:t xml:space="preserve">    }</w:t>
+      </w:r>
+    </w:p>
+    <w:p>
+      <w:pPr>
+        <w:rPr>
+          <w:sz w:val="10"/>
+          <w:szCs w:val="10"/>
+        </w:rPr>
+      </w:pPr>
+      <w:r>
+        <w:rPr>
+          <w:sz w:val="10"/>
+          <w:szCs w:val="10"/>
+        </w:rPr>
+        <w:t xml:space="preserve">    </w:t>
+      </w:r>
+      <w:proofErr w:type="spellStart"/>
+      <w:r>
+        <w:rPr>
+          <w:sz w:val="10"/>
+          <w:szCs w:val="10"/>
+        </w:rPr>
+        <w:t>return</w:t>
+      </w:r>
+      <w:proofErr w:type="spellEnd"/>
+      <w:r>
+        <w:rPr>
+          <w:sz w:val="10"/>
+          <w:szCs w:val="10"/>
+        </w:rPr>
+        <w:t xml:space="preserve"> 0;</w:t>
+      </w:r>
+    </w:p>
+    <w:p>
+      <w:pPr>
+        <w:rPr>
+          <w:sz w:val="10"/>
+          <w:szCs w:val="10"/>
+        </w:rPr>
+      </w:pPr>
+      <w:r>
+        <w:rPr>
+          <w:sz w:val="10"/>
+          <w:szCs w:val="10"/>
+        </w:rPr>
+        <w:t>}</w:t>
       </w:r>
     </w:p>
     <w:p>
@@ -314,6 +883,615 @@
     </w:p>
     <w:p>
       <w:pPr>
+        <w:rPr>
+          <w:sz w:val="10"/>
+          <w:szCs w:val="10"/>
+        </w:rPr>
+      </w:pPr>
+      <w:r>
+        <w:rPr>
+          <w:sz w:val="10"/>
+          <w:szCs w:val="10"/>
+        </w:rPr>
+        <w:t>#</w:t>
+      </w:r>
+      <w:proofErr w:type="spellStart"/>
+      <w:r>
+        <w:rPr>
+          <w:sz w:val="10"/>
+          <w:szCs w:val="10"/>
+        </w:rPr>
+        <w:t>include</w:t>
+      </w:r>
+      <w:proofErr w:type="spellEnd"/>
+      <w:r>
+        <w:rPr>
+          <w:sz w:val="10"/>
+          <w:szCs w:val="10"/>
+        </w:rPr>
+        <w:t xml:space="preserve"> &lt;</w:t>
+      </w:r>
+      <w:proofErr w:type="spellStart"/>
+      <w:r>
+        <w:rPr>
+          <w:sz w:val="10"/>
+          <w:szCs w:val="10"/>
+        </w:rPr>
+        <w:t>stdio.h</w:t>
+      </w:r>
+      <w:proofErr w:type="spellEnd"/>
+      <w:r>
+        <w:rPr>
+          <w:sz w:val="10"/>
+          <w:szCs w:val="10"/>
+        </w:rPr>
+        <w:t>&gt; //determinar el mayor de dos números</w:t>
+      </w:r>
+    </w:p>
+    <w:p>
+      <w:pPr>
+        <w:rPr>
+          <w:sz w:val="10"/>
+          <w:szCs w:val="10"/>
+          <w:lang w:val="en-US"/>
+        </w:rPr>
+      </w:pPr>
+      <w:proofErr w:type="spellStart"/>
+      <w:r>
+        <w:rPr>
+          <w:sz w:val="10"/>
+          <w:szCs w:val="10"/>
+          <w:lang w:val="en-US"/>
+        </w:rPr>
+        <w:t>int</w:t>
+      </w:r>
+      <w:proofErr w:type="spellEnd"/>
+      <w:r>
+        <w:rPr>
+          <w:sz w:val="10"/>
+          <w:szCs w:val="10"/>
+          <w:lang w:val="en-US"/>
+        </w:rPr>
+        <w:t xml:space="preserve"> main(void)</w:t>
+      </w:r>
+    </w:p>
+    <w:p>
+      <w:pPr>
+        <w:rPr>
+          <w:sz w:val="10"/>
+          <w:szCs w:val="10"/>
+          <w:lang w:val="en-US"/>
+        </w:rPr>
+      </w:pPr>
+      <w:r>
+        <w:rPr>
+          <w:sz w:val="10"/>
+          <w:szCs w:val="10"/>
+          <w:lang w:val="en-US"/>
+        </w:rPr>
+        <w:t>{</w:t>
+      </w:r>
+    </w:p>
+    <w:p>
+      <w:pPr>
+        <w:rPr>
+          <w:sz w:val="10"/>
+          <w:szCs w:val="10"/>
+          <w:lang w:val="en-US"/>
+        </w:rPr>
+      </w:pPr>
+      <w:r>
+        <w:rPr>
+          <w:sz w:val="10"/>
+          <w:szCs w:val="10"/>
+          <w:lang w:val="en-US"/>
+        </w:rPr>
+        <w:t xml:space="preserve">    float X, Y;</w:t>
+      </w:r>
+    </w:p>
+    <w:p>
+      <w:pPr>
+        <w:rPr>
+          <w:sz w:val="10"/>
+          <w:szCs w:val="10"/>
+        </w:rPr>
+      </w:pPr>
+      <w:r>
+        <w:rPr>
+          <w:sz w:val="10"/>
+          <w:szCs w:val="10"/>
+          <w:lang w:val="en-US"/>
+        </w:rPr>
+        <w:t xml:space="preserve">    </w:t>
+      </w:r>
+      <w:proofErr w:type="spellStart"/>
+      <w:proofErr w:type="gramStart"/>
+      <w:r>
+        <w:rPr>
+          <w:sz w:val="10"/>
+          <w:szCs w:val="10"/>
+        </w:rPr>
+        <w:t>printf</w:t>
+      </w:r>
+      <w:proofErr w:type="spellEnd"/>
+      <w:r>
+        <w:rPr>
+          <w:sz w:val="10"/>
+          <w:szCs w:val="10"/>
+        </w:rPr>
+        <w:t>(</w:t>
+      </w:r>
+      <w:proofErr w:type="gramEnd"/>
+      <w:r>
+        <w:rPr>
+          <w:sz w:val="10"/>
+          <w:szCs w:val="10"/>
+        </w:rPr>
+        <w:t>"Ingrese el primer número: ");</w:t>
+      </w:r>
+    </w:p>
+    <w:p>
+      <w:pPr>
+        <w:rPr>
+          <w:sz w:val="10"/>
+          <w:szCs w:val="10"/>
+        </w:rPr>
+      </w:pPr>
+      <w:r>
+        <w:rPr>
+          <w:sz w:val="10"/>
+          <w:szCs w:val="10"/>
+        </w:rPr>
+        <w:t xml:space="preserve">    </w:t>
+      </w:r>
+      <w:proofErr w:type="spellStart"/>
+      <w:proofErr w:type="gramStart"/>
+      <w:r>
+        <w:rPr>
+          <w:sz w:val="10"/>
+          <w:szCs w:val="10"/>
+        </w:rPr>
+        <w:t>scanf</w:t>
+      </w:r>
+      <w:proofErr w:type="spellEnd"/>
+      <w:r>
+        <w:rPr>
+          <w:sz w:val="10"/>
+          <w:szCs w:val="10"/>
+        </w:rPr>
+        <w:t>(</w:t>
+      </w:r>
+      <w:proofErr w:type="gramEnd"/>
+      <w:r>
+        <w:rPr>
+          <w:sz w:val="10"/>
+          <w:szCs w:val="10"/>
+        </w:rPr>
+        <w:t>"%f", &amp;X);</w:t>
+      </w:r>
+    </w:p>
+    <w:p>
+      <w:pPr>
+        <w:rPr>
+          <w:sz w:val="10"/>
+          <w:szCs w:val="10"/>
+        </w:rPr>
+      </w:pPr>
+      <w:r>
+        <w:rPr>
+          <w:sz w:val="10"/>
+          <w:szCs w:val="10"/>
+        </w:rPr>
+        <w:t xml:space="preserve">    </w:t>
+      </w:r>
+      <w:proofErr w:type="spellStart"/>
+      <w:proofErr w:type="gramStart"/>
+      <w:r>
+        <w:rPr>
+          <w:sz w:val="10"/>
+          <w:szCs w:val="10"/>
+        </w:rPr>
+        <w:t>printf</w:t>
+      </w:r>
+      <w:proofErr w:type="spellEnd"/>
+      <w:r>
+        <w:rPr>
+          <w:sz w:val="10"/>
+          <w:szCs w:val="10"/>
+        </w:rPr>
+        <w:t>(</w:t>
+      </w:r>
+      <w:proofErr w:type="gramEnd"/>
+      <w:r>
+        <w:rPr>
+          <w:sz w:val="10"/>
+          <w:szCs w:val="10"/>
+        </w:rPr>
+        <w:t>"Ingrese el segundo número: ");</w:t>
+      </w:r>
+    </w:p>
+    <w:p>
+      <w:pPr>
+        <w:rPr>
+          <w:sz w:val="10"/>
+          <w:szCs w:val="10"/>
+        </w:rPr>
+      </w:pPr>
+      <w:r>
+        <w:rPr>
+          <w:sz w:val="10"/>
+          <w:szCs w:val="10"/>
+        </w:rPr>
+        <w:t xml:space="preserve">    </w:t>
+      </w:r>
+      <w:proofErr w:type="spellStart"/>
+      <w:proofErr w:type="gramStart"/>
+      <w:r>
+        <w:rPr>
+          <w:sz w:val="10"/>
+          <w:szCs w:val="10"/>
+        </w:rPr>
+        <w:t>scanf</w:t>
+      </w:r>
+      <w:proofErr w:type="spellEnd"/>
+      <w:r>
+        <w:rPr>
+          <w:sz w:val="10"/>
+          <w:szCs w:val="10"/>
+        </w:rPr>
+        <w:t>(</w:t>
+      </w:r>
+      <w:proofErr w:type="gramEnd"/>
+      <w:r>
+        <w:rPr>
+          <w:sz w:val="10"/>
+          <w:szCs w:val="10"/>
+        </w:rPr>
+        <w:t>"%f", &amp;Y);</w:t>
+      </w:r>
+    </w:p>
+    <w:p>
+      <w:pPr>
+        <w:rPr>
+          <w:sz w:val="10"/>
+          <w:szCs w:val="10"/>
+        </w:rPr>
+      </w:pPr>
+      <w:r>
+        <w:rPr>
+          <w:sz w:val="10"/>
+          <w:szCs w:val="10"/>
+        </w:rPr>
+        <w:t xml:space="preserve">    </w:t>
+      </w:r>
+      <w:proofErr w:type="spellStart"/>
+      <w:r>
+        <w:rPr>
+          <w:sz w:val="10"/>
+          <w:szCs w:val="10"/>
+        </w:rPr>
+        <w:t>if</w:t>
+      </w:r>
+      <w:proofErr w:type="spellEnd"/>
+      <w:r>
+        <w:rPr>
+          <w:sz w:val="10"/>
+          <w:szCs w:val="10"/>
+        </w:rPr>
+        <w:t xml:space="preserve"> (X&gt;</w:t>
+      </w:r>
+      <w:proofErr w:type="gramStart"/>
+      <w:r>
+        <w:rPr>
+          <w:sz w:val="10"/>
+          <w:szCs w:val="10"/>
+        </w:rPr>
+        <w:t>Y){</w:t>
+      </w:r>
+      <w:proofErr w:type="gramEnd"/>
+    </w:p>
+    <w:p>
+      <w:pPr>
+        <w:rPr>
+          <w:sz w:val="10"/>
+          <w:szCs w:val="10"/>
+        </w:rPr>
+      </w:pPr>
+      <w:r>
+        <w:rPr>
+          <w:sz w:val="10"/>
+          <w:szCs w:val="10"/>
+        </w:rPr>
+        <w:t xml:space="preserve">        </w:t>
+      </w:r>
+      <w:proofErr w:type="spellStart"/>
+      <w:proofErr w:type="gramStart"/>
+      <w:r>
+        <w:rPr>
+          <w:sz w:val="10"/>
+          <w:szCs w:val="10"/>
+        </w:rPr>
+        <w:t>printf</w:t>
+      </w:r>
+      <w:proofErr w:type="spellEnd"/>
+      <w:r>
+        <w:rPr>
+          <w:sz w:val="10"/>
+          <w:szCs w:val="10"/>
+        </w:rPr>
+        <w:t>(</w:t>
+      </w:r>
+      <w:proofErr w:type="gramEnd"/>
+      <w:r>
+        <w:rPr>
+          <w:sz w:val="10"/>
+          <w:szCs w:val="10"/>
+        </w:rPr>
+        <w:t>"%.2f es el número mayor", X);</w:t>
+      </w:r>
+    </w:p>
+    <w:p>
+      <w:pPr>
+        <w:rPr>
+          <w:sz w:val="10"/>
+          <w:szCs w:val="10"/>
+        </w:rPr>
+      </w:pPr>
+      <w:r>
+        <w:rPr>
+          <w:sz w:val="10"/>
+          <w:szCs w:val="10"/>
+        </w:rPr>
+        <w:t xml:space="preserve">    }</w:t>
+      </w:r>
+    </w:p>
+    <w:p>
+      <w:pPr>
+        <w:rPr>
+          <w:sz w:val="10"/>
+          <w:szCs w:val="10"/>
+        </w:rPr>
+      </w:pPr>
+      <w:r>
+        <w:rPr>
+          <w:sz w:val="10"/>
+          <w:szCs w:val="10"/>
+        </w:rPr>
+        <w:t xml:space="preserve">    </w:t>
+      </w:r>
+      <w:proofErr w:type="spellStart"/>
+      <w:r>
+        <w:rPr>
+          <w:sz w:val="10"/>
+          <w:szCs w:val="10"/>
+        </w:rPr>
+        <w:t>else</w:t>
+      </w:r>
+      <w:proofErr w:type="spellEnd"/>
+      <w:r>
+        <w:rPr>
+          <w:sz w:val="10"/>
+          <w:szCs w:val="10"/>
+        </w:rPr>
+        <w:t xml:space="preserve"> </w:t>
+      </w:r>
+      <w:proofErr w:type="spellStart"/>
+      <w:r>
+        <w:rPr>
+          <w:sz w:val="10"/>
+          <w:szCs w:val="10"/>
+        </w:rPr>
+        <w:t>if</w:t>
+      </w:r>
+      <w:proofErr w:type="spellEnd"/>
+      <w:r>
+        <w:rPr>
+          <w:sz w:val="10"/>
+          <w:szCs w:val="10"/>
+        </w:rPr>
+        <w:t xml:space="preserve"> (Y&gt;</w:t>
+      </w:r>
+      <w:proofErr w:type="gramStart"/>
+      <w:r>
+        <w:rPr>
+          <w:sz w:val="10"/>
+          <w:szCs w:val="10"/>
+        </w:rPr>
+        <w:t>X){</w:t>
+      </w:r>
+      <w:proofErr w:type="gramEnd"/>
+    </w:p>
+    <w:p>
+      <w:pPr>
+        <w:rPr>
+          <w:sz w:val="10"/>
+          <w:szCs w:val="10"/>
+        </w:rPr>
+      </w:pPr>
+      <w:r>
+        <w:rPr>
+          <w:sz w:val="10"/>
+          <w:szCs w:val="10"/>
+        </w:rPr>
+        <w:t xml:space="preserve">        </w:t>
+      </w:r>
+      <w:proofErr w:type="spellStart"/>
+      <w:proofErr w:type="gramStart"/>
+      <w:r>
+        <w:rPr>
+          <w:sz w:val="10"/>
+          <w:szCs w:val="10"/>
+        </w:rPr>
+        <w:t>printf</w:t>
+      </w:r>
+      <w:proofErr w:type="spellEnd"/>
+      <w:r>
+        <w:rPr>
+          <w:sz w:val="10"/>
+          <w:szCs w:val="10"/>
+        </w:rPr>
+        <w:t>(</w:t>
+      </w:r>
+      <w:proofErr w:type="gramEnd"/>
+      <w:r>
+        <w:rPr>
+          <w:sz w:val="10"/>
+          <w:szCs w:val="10"/>
+        </w:rPr>
+        <w:t>"%.2f es el número mayor", Y);</w:t>
+      </w:r>
+    </w:p>
+    <w:p>
+      <w:pPr>
+        <w:rPr>
+          <w:sz w:val="10"/>
+          <w:szCs w:val="10"/>
+        </w:rPr>
+      </w:pPr>
+      <w:r>
+        <w:rPr>
+          <w:sz w:val="10"/>
+          <w:szCs w:val="10"/>
+        </w:rPr>
+        <w:t xml:space="preserve">    }</w:t>
+      </w:r>
+    </w:p>
+    <w:p>
+      <w:pPr>
+        <w:rPr>
+          <w:sz w:val="10"/>
+          <w:szCs w:val="10"/>
+        </w:rPr>
+      </w:pPr>
+      <w:r>
+        <w:rPr>
+          <w:sz w:val="10"/>
+          <w:szCs w:val="10"/>
+        </w:rPr>
+        <w:t xml:space="preserve">    </w:t>
+      </w:r>
+      <w:proofErr w:type="spellStart"/>
+      <w:proofErr w:type="gramStart"/>
+      <w:r>
+        <w:rPr>
+          <w:sz w:val="10"/>
+          <w:szCs w:val="10"/>
+        </w:rPr>
+        <w:t>else</w:t>
+      </w:r>
+      <w:proofErr w:type="spellEnd"/>
+      <w:r>
+        <w:rPr>
+          <w:sz w:val="10"/>
+          <w:szCs w:val="10"/>
+        </w:rPr>
+        <w:t>{</w:t>
+      </w:r>
+      <w:proofErr w:type="gramEnd"/>
+    </w:p>
+    <w:p>
+      <w:pPr>
+        <w:rPr>
+          <w:sz w:val="10"/>
+          <w:szCs w:val="10"/>
+        </w:rPr>
+      </w:pPr>
+      <w:r>
+        <w:rPr>
+          <w:sz w:val="10"/>
+          <w:szCs w:val="10"/>
+        </w:rPr>
+        <w:t xml:space="preserve">        </w:t>
+      </w:r>
+      <w:proofErr w:type="spellStart"/>
+      <w:proofErr w:type="gramStart"/>
+      <w:r>
+        <w:rPr>
+          <w:sz w:val="10"/>
+          <w:szCs w:val="10"/>
+        </w:rPr>
+        <w:t>printf</w:t>
+      </w:r>
+      <w:proofErr w:type="spellEnd"/>
+      <w:r>
+        <w:rPr>
+          <w:sz w:val="10"/>
+          <w:szCs w:val="10"/>
+        </w:rPr>
+        <w:t>(</w:t>
+      </w:r>
+      <w:proofErr w:type="gramEnd"/>
+      <w:r>
+        <w:rPr>
+          <w:sz w:val="10"/>
+          <w:szCs w:val="10"/>
+        </w:rPr>
+        <w:t>"Los dos números son iguales.");</w:t>
+      </w:r>
+    </w:p>
+    <w:p>
+      <w:pPr>
+        <w:rPr>
+          <w:sz w:val="10"/>
+          <w:szCs w:val="10"/>
+        </w:rPr>
+      </w:pPr>
+      <w:r>
+        <w:rPr>
+          <w:sz w:val="10"/>
+          <w:szCs w:val="10"/>
+        </w:rPr>
+        <w:t xml:space="preserve">    }</w:t>
+      </w:r>
+    </w:p>
+    <w:p>
+      <w:pPr>
+        <w:rPr>
+          <w:sz w:val="10"/>
+          <w:szCs w:val="10"/>
+        </w:rPr>
+      </w:pPr>
+      <w:r>
+        <w:rPr>
+          <w:sz w:val="10"/>
+          <w:szCs w:val="10"/>
+        </w:rPr>
+        <w:t xml:space="preserve">    </w:t>
+      </w:r>
+      <w:proofErr w:type="spellStart"/>
+      <w:r>
+        <w:rPr>
+          <w:sz w:val="10"/>
+          <w:szCs w:val="10"/>
+        </w:rPr>
+        <w:t>return</w:t>
+      </w:r>
+      <w:proofErr w:type="spellEnd"/>
+      <w:r>
+        <w:rPr>
+          <w:sz w:val="10"/>
+          <w:szCs w:val="10"/>
+        </w:rPr>
+        <w:t xml:space="preserve"> 0;</w:t>
+      </w:r>
+    </w:p>
+    <w:p>
+      <w:pPr>
+        <w:rPr>
+          <w:sz w:val="10"/>
+          <w:szCs w:val="10"/>
+        </w:rPr>
+      </w:pPr>
+      <w:r>
+        <w:rPr>
+          <w:sz w:val="10"/>
+          <w:szCs w:val="10"/>
+        </w:rPr>
+        <w:t>}</w:t>
+      </w:r>
+    </w:p>
+    <w:p>
+      <w:pPr>
         <w:jc w:val="center"/>
       </w:pPr>
       <w:r>
@@ -332,6 +1510,1088 @@
           <w:sz w:val="10"/>
           <w:szCs w:val="10"/>
         </w:rPr>
+        <w:t>#</w:t>
+      </w:r>
+      <w:proofErr w:type="spellStart"/>
+      <w:r>
+        <w:rPr>
+          <w:sz w:val="10"/>
+          <w:szCs w:val="10"/>
+        </w:rPr>
+        <w:t>include</w:t>
+      </w:r>
+      <w:proofErr w:type="spellEnd"/>
+      <w:r>
+        <w:rPr>
+          <w:sz w:val="10"/>
+          <w:szCs w:val="10"/>
+        </w:rPr>
+        <w:t xml:space="preserve"> &lt;</w:t>
+      </w:r>
+      <w:proofErr w:type="spellStart"/>
+      <w:r>
+        <w:rPr>
+          <w:sz w:val="10"/>
+          <w:szCs w:val="10"/>
+        </w:rPr>
+        <w:t>stdio.h</w:t>
+      </w:r>
+      <w:proofErr w:type="spellEnd"/>
+      <w:r>
+        <w:rPr>
+          <w:sz w:val="10"/>
+          <w:szCs w:val="10"/>
+        </w:rPr>
+        <w:t>&gt;</w:t>
+      </w:r>
+    </w:p>
+    <w:p>
+      <w:pPr>
+        <w:rPr>
+          <w:sz w:val="10"/>
+          <w:szCs w:val="10"/>
+          <w:lang w:val="en-US"/>
+        </w:rPr>
+      </w:pPr>
+      <w:proofErr w:type="spellStart"/>
+      <w:r>
+        <w:rPr>
+          <w:sz w:val="10"/>
+          <w:szCs w:val="10"/>
+          <w:lang w:val="en-US"/>
+        </w:rPr>
+        <w:t>int</w:t>
+      </w:r>
+      <w:proofErr w:type="spellEnd"/>
+      <w:r>
+        <w:rPr>
+          <w:sz w:val="10"/>
+          <w:szCs w:val="10"/>
+          <w:lang w:val="en-US"/>
+        </w:rPr>
+        <w:t xml:space="preserve"> main(void</w:t>
+      </w:r>
+      <w:proofErr w:type="gramStart"/>
+      <w:r>
+        <w:rPr>
+          <w:sz w:val="10"/>
+          <w:szCs w:val="10"/>
+          <w:lang w:val="en-US"/>
+        </w:rPr>
+        <w:t>){</w:t>
+      </w:r>
+      <w:proofErr w:type="gramEnd"/>
+    </w:p>
+    <w:p>
+      <w:pPr>
+        <w:rPr>
+          <w:sz w:val="10"/>
+          <w:szCs w:val="10"/>
+          <w:lang w:val="en-US"/>
+        </w:rPr>
+      </w:pPr>
+      <w:r>
+        <w:rPr>
+          <w:sz w:val="10"/>
+          <w:szCs w:val="10"/>
+          <w:lang w:val="en-US"/>
+        </w:rPr>
+        <w:t xml:space="preserve">    </w:t>
+      </w:r>
+      <w:proofErr w:type="spellStart"/>
+      <w:r>
+        <w:rPr>
+          <w:sz w:val="10"/>
+          <w:szCs w:val="10"/>
+          <w:lang w:val="en-US"/>
+        </w:rPr>
+        <w:t>int</w:t>
+      </w:r>
+      <w:proofErr w:type="spellEnd"/>
+      <w:r>
+        <w:rPr>
+          <w:sz w:val="10"/>
+          <w:szCs w:val="10"/>
+          <w:lang w:val="en-US"/>
+        </w:rPr>
+        <w:t xml:space="preserve"> num1, num2, num3, mayor;</w:t>
+      </w:r>
+    </w:p>
+    <w:p>
+      <w:pPr>
+        <w:rPr>
+          <w:sz w:val="10"/>
+          <w:szCs w:val="10"/>
+          <w:lang w:val="en-US"/>
+        </w:rPr>
+      </w:pPr>
+    </w:p>
+    <w:p>
+      <w:pPr>
+        <w:rPr>
+          <w:sz w:val="10"/>
+          <w:szCs w:val="10"/>
+        </w:rPr>
+      </w:pPr>
+      <w:r>
+        <w:rPr>
+          <w:sz w:val="10"/>
+          <w:szCs w:val="10"/>
+          <w:lang w:val="en-US"/>
+        </w:rPr>
+        <w:lastRenderedPageBreak/>
+        <w:t xml:space="preserve">    </w:t>
+      </w:r>
+      <w:proofErr w:type="spellStart"/>
+      <w:proofErr w:type="gramStart"/>
+      <w:r>
+        <w:rPr>
+          <w:sz w:val="10"/>
+          <w:szCs w:val="10"/>
+        </w:rPr>
+        <w:t>printf</w:t>
+      </w:r>
+      <w:proofErr w:type="spellEnd"/>
+      <w:r>
+        <w:rPr>
+          <w:sz w:val="10"/>
+          <w:szCs w:val="10"/>
+        </w:rPr>
+        <w:t>(</w:t>
+      </w:r>
+      <w:proofErr w:type="gramEnd"/>
+      <w:r>
+        <w:rPr>
+          <w:sz w:val="10"/>
+          <w:szCs w:val="10"/>
+        </w:rPr>
+        <w:t>"Ingrese el primer número = ");</w:t>
+      </w:r>
+    </w:p>
+    <w:p>
+      <w:pPr>
+        <w:rPr>
+          <w:sz w:val="10"/>
+          <w:szCs w:val="10"/>
+        </w:rPr>
+      </w:pPr>
+      <w:r>
+        <w:rPr>
+          <w:sz w:val="10"/>
+          <w:szCs w:val="10"/>
+        </w:rPr>
+        <w:t xml:space="preserve">    </w:t>
+      </w:r>
+      <w:proofErr w:type="spellStart"/>
+      <w:proofErr w:type="gramStart"/>
+      <w:r>
+        <w:rPr>
+          <w:sz w:val="10"/>
+          <w:szCs w:val="10"/>
+        </w:rPr>
+        <w:t>scanf</w:t>
+      </w:r>
+      <w:proofErr w:type="spellEnd"/>
+      <w:r>
+        <w:rPr>
+          <w:sz w:val="10"/>
+          <w:szCs w:val="10"/>
+        </w:rPr>
+        <w:t>(</w:t>
+      </w:r>
+      <w:proofErr w:type="gramEnd"/>
+      <w:r>
+        <w:rPr>
+          <w:sz w:val="10"/>
+          <w:szCs w:val="10"/>
+        </w:rPr>
+        <w:t xml:space="preserve">"%d", &amp;num1); </w:t>
+      </w:r>
+    </w:p>
+    <w:p>
+      <w:pPr>
+        <w:rPr>
+          <w:sz w:val="10"/>
+          <w:szCs w:val="10"/>
+        </w:rPr>
+      </w:pPr>
+      <w:r>
+        <w:rPr>
+          <w:sz w:val="10"/>
+          <w:szCs w:val="10"/>
+        </w:rPr>
+        <w:t xml:space="preserve">    </w:t>
+      </w:r>
+    </w:p>
+    <w:p>
+      <w:pPr>
+        <w:rPr>
+          <w:sz w:val="10"/>
+          <w:szCs w:val="10"/>
+        </w:rPr>
+      </w:pPr>
+      <w:r>
+        <w:rPr>
+          <w:sz w:val="10"/>
+          <w:szCs w:val="10"/>
+        </w:rPr>
+        <w:t xml:space="preserve">    </w:t>
+      </w:r>
+      <w:proofErr w:type="spellStart"/>
+      <w:proofErr w:type="gramStart"/>
+      <w:r>
+        <w:rPr>
+          <w:sz w:val="10"/>
+          <w:szCs w:val="10"/>
+        </w:rPr>
+        <w:t>printf</w:t>
+      </w:r>
+      <w:proofErr w:type="spellEnd"/>
+      <w:r>
+        <w:rPr>
+          <w:sz w:val="10"/>
+          <w:szCs w:val="10"/>
+        </w:rPr>
+        <w:t>(</w:t>
+      </w:r>
+      <w:proofErr w:type="gramEnd"/>
+      <w:r>
+        <w:rPr>
+          <w:sz w:val="10"/>
+          <w:szCs w:val="10"/>
+        </w:rPr>
+        <w:t>"Ingrese el segundo número = ");</w:t>
+      </w:r>
+    </w:p>
+    <w:p>
+      <w:pPr>
+        <w:rPr>
+          <w:sz w:val="10"/>
+          <w:szCs w:val="10"/>
+        </w:rPr>
+      </w:pPr>
+      <w:r>
+        <w:rPr>
+          <w:sz w:val="10"/>
+          <w:szCs w:val="10"/>
+        </w:rPr>
+        <w:t xml:space="preserve">    </w:t>
+      </w:r>
+      <w:proofErr w:type="spellStart"/>
+      <w:proofErr w:type="gramStart"/>
+      <w:r>
+        <w:rPr>
+          <w:sz w:val="10"/>
+          <w:szCs w:val="10"/>
+        </w:rPr>
+        <w:t>scanf</w:t>
+      </w:r>
+      <w:proofErr w:type="spellEnd"/>
+      <w:r>
+        <w:rPr>
+          <w:sz w:val="10"/>
+          <w:szCs w:val="10"/>
+        </w:rPr>
+        <w:t>(</w:t>
+      </w:r>
+      <w:proofErr w:type="gramEnd"/>
+      <w:r>
+        <w:rPr>
+          <w:sz w:val="10"/>
+          <w:szCs w:val="10"/>
+        </w:rPr>
+        <w:t>"%d", &amp;num2);</w:t>
+      </w:r>
+    </w:p>
+    <w:p>
+      <w:pPr>
+        <w:rPr>
+          <w:sz w:val="10"/>
+          <w:szCs w:val="10"/>
+        </w:rPr>
+      </w:pPr>
+      <w:r>
+        <w:rPr>
+          <w:sz w:val="10"/>
+          <w:szCs w:val="10"/>
+        </w:rPr>
+        <w:t xml:space="preserve">    </w:t>
+      </w:r>
+    </w:p>
+    <w:p>
+      <w:pPr>
+        <w:rPr>
+          <w:sz w:val="10"/>
+          <w:szCs w:val="10"/>
+        </w:rPr>
+      </w:pPr>
+      <w:r>
+        <w:rPr>
+          <w:sz w:val="10"/>
+          <w:szCs w:val="10"/>
+        </w:rPr>
+        <w:t xml:space="preserve">    </w:t>
+      </w:r>
+      <w:proofErr w:type="spellStart"/>
+      <w:proofErr w:type="gramStart"/>
+      <w:r>
+        <w:rPr>
+          <w:sz w:val="10"/>
+          <w:szCs w:val="10"/>
+        </w:rPr>
+        <w:t>printf</w:t>
+      </w:r>
+      <w:proofErr w:type="spellEnd"/>
+      <w:r>
+        <w:rPr>
+          <w:sz w:val="10"/>
+          <w:szCs w:val="10"/>
+        </w:rPr>
+        <w:t>(</w:t>
+      </w:r>
+      <w:proofErr w:type="gramEnd"/>
+      <w:r>
+        <w:rPr>
+          <w:sz w:val="10"/>
+          <w:szCs w:val="10"/>
+        </w:rPr>
+        <w:t>"Ingrese el tercer número = ");</w:t>
+      </w:r>
+    </w:p>
+    <w:p>
+      <w:pPr>
+        <w:rPr>
+          <w:sz w:val="10"/>
+          <w:szCs w:val="10"/>
+          <w:lang w:val="en-US"/>
+        </w:rPr>
+      </w:pPr>
+      <w:r>
+        <w:rPr>
+          <w:sz w:val="10"/>
+          <w:szCs w:val="10"/>
+        </w:rPr>
+        <w:t xml:space="preserve">    </w:t>
+      </w:r>
+      <w:proofErr w:type="spellStart"/>
+      <w:proofErr w:type="gramStart"/>
+      <w:r>
+        <w:rPr>
+          <w:sz w:val="10"/>
+          <w:szCs w:val="10"/>
+          <w:lang w:val="en-US"/>
+        </w:rPr>
+        <w:t>scanf</w:t>
+      </w:r>
+      <w:proofErr w:type="spellEnd"/>
+      <w:r>
+        <w:rPr>
+          <w:sz w:val="10"/>
+          <w:szCs w:val="10"/>
+          <w:lang w:val="en-US"/>
+        </w:rPr>
+        <w:t>(</w:t>
+      </w:r>
+      <w:proofErr w:type="gramEnd"/>
+      <w:r>
+        <w:rPr>
+          <w:sz w:val="10"/>
+          <w:szCs w:val="10"/>
+          <w:lang w:val="en-US"/>
+        </w:rPr>
+        <w:t>"%d", &amp;num3);</w:t>
+      </w:r>
+    </w:p>
+    <w:p>
+      <w:pPr>
+        <w:rPr>
+          <w:sz w:val="10"/>
+          <w:szCs w:val="10"/>
+          <w:lang w:val="en-US"/>
+        </w:rPr>
+      </w:pPr>
+      <w:r>
+        <w:rPr>
+          <w:sz w:val="10"/>
+          <w:szCs w:val="10"/>
+          <w:lang w:val="en-US"/>
+        </w:rPr>
+        <w:t xml:space="preserve">    </w:t>
+      </w:r>
+    </w:p>
+    <w:p>
+      <w:pPr>
+        <w:rPr>
+          <w:sz w:val="10"/>
+          <w:szCs w:val="10"/>
+          <w:lang w:val="en-US"/>
+        </w:rPr>
+      </w:pPr>
+      <w:r>
+        <w:rPr>
+          <w:sz w:val="10"/>
+          <w:szCs w:val="10"/>
+          <w:lang w:val="en-US"/>
+        </w:rPr>
+        <w:t xml:space="preserve">    mayor = num1;</w:t>
+      </w:r>
+    </w:p>
+    <w:p>
+      <w:pPr>
+        <w:rPr>
+          <w:sz w:val="10"/>
+          <w:szCs w:val="10"/>
+          <w:lang w:val="en-US"/>
+        </w:rPr>
+      </w:pPr>
+      <w:r>
+        <w:rPr>
+          <w:sz w:val="10"/>
+          <w:szCs w:val="10"/>
+          <w:lang w:val="en-US"/>
+        </w:rPr>
+        <w:t xml:space="preserve">    if (num2 &gt; mayor) mayor = num2;</w:t>
+      </w:r>
+    </w:p>
+    <w:p>
+      <w:pPr>
+        <w:rPr>
+          <w:sz w:val="10"/>
+          <w:szCs w:val="10"/>
+          <w:lang w:val="en-US"/>
+        </w:rPr>
+      </w:pPr>
+      <w:r>
+        <w:rPr>
+          <w:sz w:val="10"/>
+          <w:szCs w:val="10"/>
+          <w:lang w:val="en-US"/>
+        </w:rPr>
+        <w:t xml:space="preserve">    if (num3 &gt; mayor) mayor = num3;</w:t>
+      </w:r>
+    </w:p>
+    <w:p>
+      <w:pPr>
+        <w:rPr>
+          <w:sz w:val="10"/>
+          <w:szCs w:val="10"/>
+          <w:lang w:val="en-US"/>
+        </w:rPr>
+      </w:pPr>
+      <w:r>
+        <w:rPr>
+          <w:sz w:val="10"/>
+          <w:szCs w:val="10"/>
+          <w:lang w:val="en-US"/>
+        </w:rPr>
+        <w:t xml:space="preserve">    </w:t>
+      </w:r>
+    </w:p>
+    <w:p>
+      <w:pPr>
+        <w:rPr>
+          <w:sz w:val="10"/>
+          <w:szCs w:val="10"/>
+        </w:rPr>
+      </w:pPr>
+      <w:r>
+        <w:rPr>
+          <w:sz w:val="10"/>
+          <w:szCs w:val="10"/>
+          <w:lang w:val="en-US"/>
+        </w:rPr>
+        <w:t xml:space="preserve">    </w:t>
+      </w:r>
+      <w:proofErr w:type="spellStart"/>
+      <w:r>
+        <w:rPr>
+          <w:sz w:val="10"/>
+          <w:szCs w:val="10"/>
+        </w:rPr>
+        <w:t>printf</w:t>
+      </w:r>
+      <w:proofErr w:type="spellEnd"/>
+      <w:r>
+        <w:rPr>
+          <w:sz w:val="10"/>
+          <w:szCs w:val="10"/>
+        </w:rPr>
+        <w:t>("\</w:t>
+      </w:r>
+      <w:proofErr w:type="spellStart"/>
+      <w:r>
+        <w:rPr>
+          <w:sz w:val="10"/>
+          <w:szCs w:val="10"/>
+        </w:rPr>
+        <w:t>nRESULTADO</w:t>
+      </w:r>
+      <w:proofErr w:type="spellEnd"/>
+      <w:r>
+        <w:rPr>
+          <w:sz w:val="10"/>
+          <w:szCs w:val="10"/>
+        </w:rPr>
+        <w:t>:\n");</w:t>
+      </w:r>
+    </w:p>
+    <w:p>
+      <w:pPr>
+        <w:rPr>
+          <w:sz w:val="10"/>
+          <w:szCs w:val="10"/>
+        </w:rPr>
+      </w:pPr>
+      <w:r>
+        <w:rPr>
+          <w:sz w:val="10"/>
+          <w:szCs w:val="10"/>
+        </w:rPr>
+        <w:t xml:space="preserve">    </w:t>
+      </w:r>
+      <w:proofErr w:type="spellStart"/>
+      <w:proofErr w:type="gramStart"/>
+      <w:r>
+        <w:rPr>
+          <w:sz w:val="10"/>
+          <w:szCs w:val="10"/>
+        </w:rPr>
+        <w:t>printf</w:t>
+      </w:r>
+      <w:proofErr w:type="spellEnd"/>
+      <w:r>
+        <w:rPr>
+          <w:sz w:val="10"/>
+          <w:szCs w:val="10"/>
+        </w:rPr>
+        <w:t>(</w:t>
+      </w:r>
+      <w:proofErr w:type="gramEnd"/>
+      <w:r>
+        <w:rPr>
+          <w:sz w:val="10"/>
+          <w:szCs w:val="10"/>
+        </w:rPr>
+        <w:t>"El número mayor es: %d\n", mayor);</w:t>
+      </w:r>
+    </w:p>
+    <w:p>
+      <w:pPr>
+        <w:rPr>
+          <w:sz w:val="10"/>
+          <w:szCs w:val="10"/>
+        </w:rPr>
+      </w:pPr>
+    </w:p>
+    <w:p>
+      <w:pPr>
+        <w:rPr>
+          <w:sz w:val="10"/>
+          <w:szCs w:val="10"/>
+          <w:lang w:val="en-US"/>
+        </w:rPr>
+      </w:pPr>
+      <w:r>
+        <w:rPr>
+          <w:sz w:val="10"/>
+          <w:szCs w:val="10"/>
+        </w:rPr>
+        <w:t xml:space="preserve">    </w:t>
+      </w:r>
+      <w:r>
+        <w:rPr>
+          <w:sz w:val="10"/>
+          <w:szCs w:val="10"/>
+          <w:lang w:val="en-US"/>
+        </w:rPr>
+        <w:t>if (num1 == num2 &amp;&amp; num2 == num3) {</w:t>
+      </w:r>
+    </w:p>
+    <w:p>
+      <w:pPr>
+        <w:rPr>
+          <w:sz w:val="10"/>
+          <w:szCs w:val="10"/>
+        </w:rPr>
+      </w:pPr>
+      <w:r>
+        <w:rPr>
+          <w:sz w:val="10"/>
+          <w:szCs w:val="10"/>
+          <w:lang w:val="en-US"/>
+        </w:rPr>
+        <w:t xml:space="preserve">        </w:t>
+      </w:r>
+      <w:proofErr w:type="spellStart"/>
+      <w:proofErr w:type="gramStart"/>
+      <w:r>
+        <w:rPr>
+          <w:sz w:val="10"/>
+          <w:szCs w:val="10"/>
+        </w:rPr>
+        <w:t>printf</w:t>
+      </w:r>
+      <w:proofErr w:type="spellEnd"/>
+      <w:r>
+        <w:rPr>
+          <w:sz w:val="10"/>
+          <w:szCs w:val="10"/>
+        </w:rPr>
+        <w:t>(</w:t>
+      </w:r>
+      <w:proofErr w:type="gramEnd"/>
+      <w:r>
+        <w:rPr>
+          <w:sz w:val="10"/>
+          <w:szCs w:val="10"/>
+        </w:rPr>
+        <w:t>"Los tres números son iguales.\n");</w:t>
+      </w:r>
+    </w:p>
+    <w:p>
+      <w:pPr>
+        <w:rPr>
+          <w:sz w:val="10"/>
+          <w:szCs w:val="10"/>
+          <w:lang w:val="en-US"/>
+        </w:rPr>
+      </w:pPr>
+      <w:r>
+        <w:rPr>
+          <w:sz w:val="10"/>
+          <w:szCs w:val="10"/>
+        </w:rPr>
+        <w:t xml:space="preserve">    </w:t>
+      </w:r>
+      <w:r>
+        <w:rPr>
+          <w:sz w:val="10"/>
+          <w:szCs w:val="10"/>
+          <w:lang w:val="en-US"/>
+        </w:rPr>
+        <w:t>}</w:t>
+      </w:r>
+    </w:p>
+    <w:p>
+      <w:pPr>
+        <w:rPr>
+          <w:sz w:val="10"/>
+          <w:szCs w:val="10"/>
+          <w:lang w:val="en-US"/>
+        </w:rPr>
+      </w:pPr>
+      <w:r>
+        <w:rPr>
+          <w:sz w:val="10"/>
+          <w:szCs w:val="10"/>
+          <w:lang w:val="en-US"/>
+        </w:rPr>
+        <w:t xml:space="preserve">    else if (num1 == num2 &amp;&amp; num1 == mayor) {</w:t>
+      </w:r>
+    </w:p>
+    <w:p>
+      <w:pPr>
+        <w:rPr>
+          <w:sz w:val="10"/>
+          <w:szCs w:val="10"/>
+        </w:rPr>
+      </w:pPr>
+      <w:r>
+        <w:rPr>
+          <w:sz w:val="10"/>
+          <w:szCs w:val="10"/>
+          <w:lang w:val="en-US"/>
+        </w:rPr>
+        <w:t xml:space="preserve">        </w:t>
+      </w:r>
+      <w:proofErr w:type="spellStart"/>
+      <w:proofErr w:type="gramStart"/>
+      <w:r>
+        <w:rPr>
+          <w:sz w:val="10"/>
+          <w:szCs w:val="10"/>
+        </w:rPr>
+        <w:t>printf</w:t>
+      </w:r>
+      <w:proofErr w:type="spellEnd"/>
+      <w:r>
+        <w:rPr>
+          <w:sz w:val="10"/>
+          <w:szCs w:val="10"/>
+        </w:rPr>
+        <w:t>(</w:t>
+      </w:r>
+      <w:proofErr w:type="gramEnd"/>
+      <w:r>
+        <w:rPr>
+          <w:sz w:val="10"/>
+          <w:szCs w:val="10"/>
+        </w:rPr>
+        <w:t>"Estado: El primero (%d) y el segundo (%d) número empatan como mayores.\n", num1, num2);</w:t>
+      </w:r>
+    </w:p>
+    <w:p>
+      <w:pPr>
+        <w:rPr>
+          <w:sz w:val="10"/>
+          <w:szCs w:val="10"/>
+          <w:lang w:val="en-US"/>
+        </w:rPr>
+      </w:pPr>
+      <w:r>
+        <w:rPr>
+          <w:sz w:val="10"/>
+          <w:szCs w:val="10"/>
+        </w:rPr>
+        <w:t xml:space="preserve">    </w:t>
+      </w:r>
+      <w:r>
+        <w:rPr>
+          <w:sz w:val="10"/>
+          <w:szCs w:val="10"/>
+          <w:lang w:val="en-US"/>
+        </w:rPr>
+        <w:t xml:space="preserve">} </w:t>
+      </w:r>
+    </w:p>
+    <w:p>
+      <w:pPr>
+        <w:rPr>
+          <w:sz w:val="10"/>
+          <w:szCs w:val="10"/>
+          <w:lang w:val="en-US"/>
+        </w:rPr>
+      </w:pPr>
+      <w:r>
+        <w:rPr>
+          <w:sz w:val="10"/>
+          <w:szCs w:val="10"/>
+          <w:lang w:val="en-US"/>
+        </w:rPr>
+        <w:t xml:space="preserve">    else if (num1 == num3 &amp;&amp; num1 == mayor) {</w:t>
+      </w:r>
+    </w:p>
+    <w:p>
+      <w:pPr>
+        <w:rPr>
+          <w:sz w:val="10"/>
+          <w:szCs w:val="10"/>
+        </w:rPr>
+      </w:pPr>
+      <w:r>
+        <w:rPr>
+          <w:sz w:val="10"/>
+          <w:szCs w:val="10"/>
+          <w:lang w:val="en-US"/>
+        </w:rPr>
+        <w:t xml:space="preserve">        </w:t>
+      </w:r>
+      <w:proofErr w:type="spellStart"/>
+      <w:proofErr w:type="gramStart"/>
+      <w:r>
+        <w:rPr>
+          <w:sz w:val="10"/>
+          <w:szCs w:val="10"/>
+        </w:rPr>
+        <w:t>printf</w:t>
+      </w:r>
+      <w:proofErr w:type="spellEnd"/>
+      <w:r>
+        <w:rPr>
+          <w:sz w:val="10"/>
+          <w:szCs w:val="10"/>
+        </w:rPr>
+        <w:t>(</w:t>
+      </w:r>
+      <w:proofErr w:type="gramEnd"/>
+      <w:r>
+        <w:rPr>
+          <w:sz w:val="10"/>
+          <w:szCs w:val="10"/>
+        </w:rPr>
+        <w:t>"Estado: El primero (%d) y el tercero (%d) número empatan como mayores.\n", num1, num3);</w:t>
+      </w:r>
+    </w:p>
+    <w:p>
+      <w:pPr>
+        <w:rPr>
+          <w:sz w:val="10"/>
+          <w:szCs w:val="10"/>
+          <w:lang w:val="en-US"/>
+        </w:rPr>
+      </w:pPr>
+      <w:r>
+        <w:rPr>
+          <w:sz w:val="10"/>
+          <w:szCs w:val="10"/>
+        </w:rPr>
+        <w:t xml:space="preserve">    </w:t>
+      </w:r>
+      <w:r>
+        <w:rPr>
+          <w:sz w:val="10"/>
+          <w:szCs w:val="10"/>
+          <w:lang w:val="en-US"/>
+        </w:rPr>
+        <w:t xml:space="preserve">} </w:t>
+      </w:r>
+    </w:p>
+    <w:p>
+      <w:pPr>
+        <w:rPr>
+          <w:sz w:val="10"/>
+          <w:szCs w:val="10"/>
+          <w:lang w:val="en-US"/>
+        </w:rPr>
+      </w:pPr>
+      <w:r>
+        <w:rPr>
+          <w:sz w:val="10"/>
+          <w:szCs w:val="10"/>
+          <w:lang w:val="en-US"/>
+        </w:rPr>
+        <w:t xml:space="preserve">    else if (num2 == num3 &amp;&amp; num2 == mayor) {</w:t>
+      </w:r>
+    </w:p>
+    <w:p>
+      <w:pPr>
+        <w:rPr>
+          <w:sz w:val="10"/>
+          <w:szCs w:val="10"/>
+        </w:rPr>
+      </w:pPr>
+      <w:r>
+        <w:rPr>
+          <w:sz w:val="10"/>
+          <w:szCs w:val="10"/>
+          <w:lang w:val="en-US"/>
+        </w:rPr>
+        <w:t xml:space="preserve">        </w:t>
+      </w:r>
+      <w:proofErr w:type="spellStart"/>
+      <w:proofErr w:type="gramStart"/>
+      <w:r>
+        <w:rPr>
+          <w:sz w:val="10"/>
+          <w:szCs w:val="10"/>
+        </w:rPr>
+        <w:t>printf</w:t>
+      </w:r>
+      <w:proofErr w:type="spellEnd"/>
+      <w:r>
+        <w:rPr>
+          <w:sz w:val="10"/>
+          <w:szCs w:val="10"/>
+        </w:rPr>
+        <w:t>(</w:t>
+      </w:r>
+      <w:proofErr w:type="gramEnd"/>
+      <w:r>
+        <w:rPr>
+          <w:sz w:val="10"/>
+          <w:szCs w:val="10"/>
+        </w:rPr>
+        <w:t>"Estado: El segundo (%d) y el tercero (%d) número empatan como mayores.\n", num2, num3);</w:t>
+      </w:r>
+    </w:p>
+    <w:p>
+      <w:pPr>
+        <w:rPr>
+          <w:sz w:val="10"/>
+          <w:szCs w:val="10"/>
+        </w:rPr>
+      </w:pPr>
+      <w:r>
+        <w:rPr>
+          <w:sz w:val="10"/>
+          <w:szCs w:val="10"/>
+        </w:rPr>
+        <w:t xml:space="preserve">    } </w:t>
+      </w:r>
+      <w:proofErr w:type="spellStart"/>
+      <w:r>
+        <w:rPr>
+          <w:sz w:val="10"/>
+          <w:szCs w:val="10"/>
+        </w:rPr>
+        <w:t>else</w:t>
+      </w:r>
+      <w:proofErr w:type="spellEnd"/>
+      <w:r>
+        <w:rPr>
+          <w:sz w:val="10"/>
+          <w:szCs w:val="10"/>
+        </w:rPr>
+        <w:t xml:space="preserve"> {</w:t>
+      </w:r>
+    </w:p>
+    <w:p>
+      <w:pPr>
+        <w:rPr>
+          <w:sz w:val="10"/>
+          <w:szCs w:val="10"/>
+        </w:rPr>
+      </w:pPr>
+      <w:r>
+        <w:rPr>
+          <w:sz w:val="10"/>
+          <w:szCs w:val="10"/>
+        </w:rPr>
+        <w:t xml:space="preserve">        </w:t>
+      </w:r>
+      <w:proofErr w:type="spellStart"/>
+      <w:proofErr w:type="gramStart"/>
+      <w:r>
+        <w:rPr>
+          <w:sz w:val="10"/>
+          <w:szCs w:val="10"/>
+        </w:rPr>
+        <w:t>printf</w:t>
+      </w:r>
+      <w:proofErr w:type="spellEnd"/>
+      <w:r>
+        <w:rPr>
+          <w:sz w:val="10"/>
+          <w:szCs w:val="10"/>
+        </w:rPr>
+        <w:t>(</w:t>
+      </w:r>
+      <w:proofErr w:type="gramEnd"/>
+      <w:r>
+        <w:rPr>
+          <w:sz w:val="10"/>
+          <w:szCs w:val="10"/>
+        </w:rPr>
+        <w:t>"</w:t>
+      </w:r>
+      <w:proofErr w:type="spellStart"/>
+      <w:r>
+        <w:rPr>
+          <w:sz w:val="10"/>
+          <w:szCs w:val="10"/>
+        </w:rPr>
+        <w:t>Ningun</w:t>
+      </w:r>
+      <w:proofErr w:type="spellEnd"/>
+      <w:r>
+        <w:rPr>
+          <w:sz w:val="10"/>
+          <w:szCs w:val="10"/>
+        </w:rPr>
+        <w:t xml:space="preserve"> valor se repite.\n");</w:t>
+      </w:r>
+    </w:p>
+    <w:p>
+      <w:pPr>
+        <w:rPr>
+          <w:sz w:val="10"/>
+          <w:szCs w:val="10"/>
+          <w:lang w:val="en-US"/>
+        </w:rPr>
+      </w:pPr>
+      <w:r>
+        <w:rPr>
+          <w:sz w:val="10"/>
+          <w:szCs w:val="10"/>
+        </w:rPr>
+        <w:t xml:space="preserve">    </w:t>
+      </w:r>
+      <w:r>
+        <w:rPr>
+          <w:sz w:val="10"/>
+          <w:szCs w:val="10"/>
+          <w:lang w:val="en-US"/>
+        </w:rPr>
+        <w:t>}</w:t>
+      </w:r>
+    </w:p>
+    <w:p>
+      <w:pPr>
+        <w:rPr>
+          <w:sz w:val="10"/>
+          <w:szCs w:val="10"/>
+          <w:lang w:val="en-US"/>
+        </w:rPr>
+      </w:pPr>
+      <w:r>
+        <w:rPr>
+          <w:sz w:val="10"/>
+          <w:szCs w:val="10"/>
+          <w:lang w:val="en-US"/>
+        </w:rPr>
+        <w:t xml:space="preserve">    </w:t>
+      </w:r>
+    </w:p>
+    <w:p>
+      <w:pPr>
+        <w:rPr>
+          <w:sz w:val="10"/>
+          <w:szCs w:val="10"/>
+          <w:lang w:val="en-US"/>
+        </w:rPr>
+      </w:pPr>
+      <w:r>
+        <w:rPr>
+          <w:sz w:val="10"/>
+          <w:szCs w:val="10"/>
+          <w:lang w:val="en-US"/>
+        </w:rPr>
+        <w:t xml:space="preserve">    return 0;</w:t>
+      </w:r>
+    </w:p>
+    <w:p>
+      <w:pPr>
+        <w:rPr>
+          <w:sz w:val="10"/>
+          <w:szCs w:val="10"/>
+          <w:lang w:val="en-US"/>
+        </w:rPr>
+      </w:pPr>
+      <w:r>
+        <w:rPr>
+          <w:sz w:val="10"/>
+          <w:szCs w:val="10"/>
+          <w:lang w:val="en-US"/>
+        </w:rPr>
+        <w:t>}</w:t>
+      </w:r>
+    </w:p>
+    <w:p>
+      <w:pPr>
+        <w:jc w:val="center"/>
+        <w:rPr>
+          <w:lang w:val="en-US"/>
+        </w:rPr>
+      </w:pPr>
+      <w:proofErr w:type="spellStart"/>
+      <w:r>
+        <w:rPr>
+          <w:lang w:val="en-US"/>
+        </w:rPr>
+        <w:t>Ejercicio</w:t>
+      </w:r>
+      <w:proofErr w:type="spellEnd"/>
+      <w:r>
+        <w:rPr>
+          <w:lang w:val="en-US"/>
+        </w:rPr>
+        <w:t xml:space="preserve"> 4</w:t>
+      </w:r>
+    </w:p>
+    <w:p>
+      <w:pPr>
+        <w:rPr>
+          <w:sz w:val="10"/>
+          <w:szCs w:val="10"/>
+          <w:lang w:val="en-US"/>
+        </w:rPr>
+      </w:pPr>
+      <w:r>
+        <w:rPr>
+          <w:sz w:val="10"/>
+          <w:szCs w:val="10"/>
+          <w:lang w:val="en-US"/>
+        </w:rPr>
         <w:t>#include &lt;</w:t>
       </w:r>
       <w:proofErr w:type="spellStart"/>
@@ -339,6 +2599,7 @@
         <w:rPr>
           <w:sz w:val="10"/>
           <w:szCs w:val="10"/>
+          <w:lang w:val="en-US"/>
         </w:rPr>
         <w:t>stdio.h</w:t>
       </w:r>
@@ -347,6 +2608,7 @@
         <w:rPr>
           <w:sz w:val="10"/>
           <w:szCs w:val="10"/>
+          <w:lang w:val="en-US"/>
         </w:rPr>
         <w:t>&gt;</w:t>
       </w:r>
@@ -356,13 +2618,24 @@
         <w:rPr>
           <w:sz w:val="10"/>
           <w:szCs w:val="10"/>
-        </w:rPr>
-      </w:pPr>
-      <w:proofErr w:type="spellStart"/>
-      <w:r>
-        <w:rPr>
-          <w:sz w:val="10"/>
-          <w:szCs w:val="10"/>
+          <w:lang w:val="en-US"/>
+        </w:rPr>
+      </w:pPr>
+    </w:p>
+    <w:p>
+      <w:pPr>
+        <w:rPr>
+          <w:sz w:val="10"/>
+          <w:szCs w:val="10"/>
+          <w:lang w:val="en-US"/>
+        </w:rPr>
+      </w:pPr>
+      <w:proofErr w:type="spellStart"/>
+      <w:r>
+        <w:rPr>
+          <w:sz w:val="10"/>
+          <w:szCs w:val="10"/>
+          <w:lang w:val="en-US"/>
         </w:rPr>
         <w:t>int</w:t>
       </w:r>
@@ -371,16 +2644,73 @@
         <w:rPr>
           <w:sz w:val="10"/>
           <w:szCs w:val="10"/>
-        </w:rPr>
-        <w:t xml:space="preserve"> </w:t>
-      </w:r>
-      <w:proofErr w:type="spellStart"/>
-      <w:r>
-        <w:rPr>
-          <w:sz w:val="10"/>
-          <w:szCs w:val="10"/>
-        </w:rPr>
-        <w:t>main</w:t>
+          <w:lang w:val="en-US"/>
+        </w:rPr>
+        <w:t xml:space="preserve"> main(void) {</w:t>
+      </w:r>
+    </w:p>
+    <w:p>
+      <w:pPr>
+        <w:rPr>
+          <w:sz w:val="10"/>
+          <w:szCs w:val="10"/>
+        </w:rPr>
+      </w:pPr>
+      <w:r>
+        <w:rPr>
+          <w:sz w:val="10"/>
+          <w:szCs w:val="10"/>
+          <w:lang w:val="en-US"/>
+        </w:rPr>
+        <w:t xml:space="preserve">    </w:t>
+      </w:r>
+      <w:proofErr w:type="spellStart"/>
+      <w:r>
+        <w:rPr>
+          <w:sz w:val="10"/>
+          <w:szCs w:val="10"/>
+        </w:rPr>
+        <w:t>int</w:t>
+      </w:r>
+      <w:proofErr w:type="spellEnd"/>
+      <w:r>
+        <w:rPr>
+          <w:sz w:val="10"/>
+          <w:szCs w:val="10"/>
+        </w:rPr>
+        <w:t xml:space="preserve"> numero;</w:t>
+      </w:r>
+    </w:p>
+    <w:p>
+      <w:pPr>
+        <w:rPr>
+          <w:sz w:val="10"/>
+          <w:szCs w:val="10"/>
+        </w:rPr>
+      </w:pPr>
+    </w:p>
+    <w:p>
+      <w:pPr>
+        <w:rPr>
+          <w:sz w:val="10"/>
+          <w:szCs w:val="10"/>
+        </w:rPr>
+      </w:pPr>
+      <w:r>
+        <w:rPr>
+          <w:sz w:val="10"/>
+          <w:szCs w:val="10"/>
+        </w:rPr>
+        <w:t xml:space="preserve">    </w:t>
+      </w:r>
+      <w:proofErr w:type="spellStart"/>
+      <w:proofErr w:type="gramStart"/>
+      <w:r>
+        <w:rPr>
+          <w:sz w:val="10"/>
+          <w:szCs w:val="10"/>
+        </w:rPr>
+        <w:t>printf</w:t>
       </w:r>
       <w:proofErr w:type="spellEnd"/>
       <w:r>
@@ -390,24 +2720,70 @@
         </w:rPr>
         <w:t>(</w:t>
       </w:r>
-      <w:proofErr w:type="spellStart"/>
-      <w:r>
-        <w:rPr>
-          <w:sz w:val="10"/>
-          <w:szCs w:val="10"/>
-        </w:rPr>
-        <w:t>void</w:t>
-      </w:r>
-      <w:proofErr w:type="spellEnd"/>
+      <w:proofErr w:type="gramEnd"/>
+      <w:r>
+        <w:rPr>
+          <w:sz w:val="10"/>
+          <w:szCs w:val="10"/>
+        </w:rPr>
+        <w:t>"Ingrese un numero entero: ");</w:t>
+      </w:r>
+    </w:p>
+    <w:p>
+      <w:pPr>
+        <w:rPr>
+          <w:sz w:val="10"/>
+          <w:szCs w:val="10"/>
+        </w:rPr>
+      </w:pPr>
+      <w:r>
+        <w:rPr>
+          <w:sz w:val="10"/>
+          <w:szCs w:val="10"/>
+        </w:rPr>
+        <w:t xml:space="preserve">    </w:t>
+      </w:r>
+      <w:proofErr w:type="spellStart"/>
       <w:proofErr w:type="gramStart"/>
       <w:r>
         <w:rPr>
           <w:sz w:val="10"/>
           <w:szCs w:val="10"/>
         </w:rPr>
-        <w:t>){</w:t>
+        <w:t>scanf</w:t>
+      </w:r>
+      <w:proofErr w:type="spellEnd"/>
+      <w:r>
+        <w:rPr>
+          <w:sz w:val="10"/>
+          <w:szCs w:val="10"/>
+        </w:rPr>
+        <w:t>(</w:t>
       </w:r>
       <w:proofErr w:type="gramEnd"/>
+      <w:r>
+        <w:rPr>
+          <w:sz w:val="10"/>
+          <w:szCs w:val="10"/>
+        </w:rPr>
+        <w:t>"%d", &amp;numero);</w:t>
+      </w:r>
+    </w:p>
+    <w:p>
+      <w:pPr>
+        <w:rPr>
+          <w:sz w:val="10"/>
+          <w:szCs w:val="10"/>
+        </w:rPr>
+      </w:pPr>
+    </w:p>
+    <w:p>
+      <w:pPr>
+        <w:rPr>
+          <w:sz w:val="10"/>
+          <w:szCs w:val="10"/>
+        </w:rPr>
+      </w:pPr>
     </w:p>
     <w:p>
       <w:pPr>
@@ -429,15 +2805,142 @@
           <w:sz w:val="10"/>
           <w:szCs w:val="10"/>
         </w:rPr>
-        <w:t>int</w:t>
-      </w:r>
-      <w:proofErr w:type="spellEnd"/>
-      <w:r>
-        <w:rPr>
-          <w:sz w:val="10"/>
-          <w:szCs w:val="10"/>
-        </w:rPr>
-        <w:t xml:space="preserve"> num1, num2, num3, mayor;</w:t>
+        <w:t>if</w:t>
+      </w:r>
+      <w:proofErr w:type="spellEnd"/>
+      <w:r>
+        <w:rPr>
+          <w:sz w:val="10"/>
+          <w:szCs w:val="10"/>
+        </w:rPr>
+        <w:t xml:space="preserve"> (numero % 4 == 0) {</w:t>
+      </w:r>
+    </w:p>
+    <w:p>
+      <w:pPr>
+        <w:rPr>
+          <w:sz w:val="10"/>
+          <w:szCs w:val="10"/>
+        </w:rPr>
+      </w:pPr>
+      <w:r>
+        <w:rPr>
+          <w:sz w:val="10"/>
+          <w:szCs w:val="10"/>
+        </w:rPr>
+        <w:t xml:space="preserve">        </w:t>
+      </w:r>
+      <w:proofErr w:type="spellStart"/>
+      <w:proofErr w:type="gramStart"/>
+      <w:r>
+        <w:rPr>
+          <w:sz w:val="10"/>
+          <w:szCs w:val="10"/>
+        </w:rPr>
+        <w:t>printf</w:t>
+      </w:r>
+      <w:proofErr w:type="spellEnd"/>
+      <w:r>
+        <w:rPr>
+          <w:sz w:val="10"/>
+          <w:szCs w:val="10"/>
+        </w:rPr>
+        <w:t>(</w:t>
+      </w:r>
+      <w:proofErr w:type="gramEnd"/>
+      <w:r>
+        <w:rPr>
+          <w:sz w:val="10"/>
+          <w:szCs w:val="10"/>
+        </w:rPr>
+        <w:t>"%d es divisible por 4.\n", numero);</w:t>
+      </w:r>
+    </w:p>
+    <w:p>
+      <w:pPr>
+        <w:rPr>
+          <w:sz w:val="10"/>
+          <w:szCs w:val="10"/>
+        </w:rPr>
+      </w:pPr>
+      <w:r>
+        <w:rPr>
+          <w:sz w:val="10"/>
+          <w:szCs w:val="10"/>
+        </w:rPr>
+        <w:t xml:space="preserve">    } </w:t>
+      </w:r>
+      <w:proofErr w:type="spellStart"/>
+      <w:r>
+        <w:rPr>
+          <w:sz w:val="10"/>
+          <w:szCs w:val="10"/>
+        </w:rPr>
+        <w:t>else</w:t>
+      </w:r>
+      <w:proofErr w:type="spellEnd"/>
+      <w:r>
+        <w:rPr>
+          <w:sz w:val="10"/>
+          <w:szCs w:val="10"/>
+        </w:rPr>
+        <w:t xml:space="preserve"> {</w:t>
+      </w:r>
+    </w:p>
+    <w:p>
+      <w:pPr>
+        <w:rPr>
+          <w:sz w:val="10"/>
+          <w:szCs w:val="10"/>
+        </w:rPr>
+      </w:pPr>
+      <w:r>
+        <w:rPr>
+          <w:sz w:val="10"/>
+          <w:szCs w:val="10"/>
+        </w:rPr>
+        <w:t xml:space="preserve">        </w:t>
+      </w:r>
+      <w:proofErr w:type="spellStart"/>
+      <w:proofErr w:type="gramStart"/>
+      <w:r>
+        <w:rPr>
+          <w:sz w:val="10"/>
+          <w:szCs w:val="10"/>
+        </w:rPr>
+        <w:t>printf</w:t>
+      </w:r>
+      <w:proofErr w:type="spellEnd"/>
+      <w:r>
+        <w:rPr>
+          <w:sz w:val="10"/>
+          <w:szCs w:val="10"/>
+        </w:rPr>
+        <w:t>(</w:t>
+      </w:r>
+      <w:proofErr w:type="gramEnd"/>
+      <w:r>
+        <w:rPr>
+          <w:sz w:val="10"/>
+          <w:szCs w:val="10"/>
+        </w:rPr>
+        <w:t>"%d no es divisible por 4.\n", numero);</w:t>
+      </w:r>
+    </w:p>
+    <w:p>
+      <w:pPr>
+        <w:rPr>
+          <w:sz w:val="10"/>
+          <w:szCs w:val="10"/>
+        </w:rPr>
+      </w:pPr>
+      <w:r>
+        <w:rPr>
+          <w:sz w:val="10"/>
+          <w:szCs w:val="10"/>
+        </w:rPr>
+        <w:lastRenderedPageBreak/>
+        <w:t xml:space="preserve">    }</w:t>
       </w:r>
     </w:p>
     <w:p>
@@ -463,972 +2966,6 @@
         <w:t xml:space="preserve">    </w:t>
       </w:r>
       <w:proofErr w:type="spellStart"/>
-      <w:proofErr w:type="gramStart"/>
-      <w:r>
-        <w:rPr>
-          <w:sz w:val="10"/>
-          <w:szCs w:val="10"/>
-        </w:rPr>
-        <w:t>printf</w:t>
-      </w:r>
-      <w:proofErr w:type="spellEnd"/>
-      <w:r>
-        <w:rPr>
-          <w:sz w:val="10"/>
-          <w:szCs w:val="10"/>
-        </w:rPr>
-        <w:t>(</w:t>
-      </w:r>
-      <w:proofErr w:type="gramEnd"/>
-      <w:r>
-        <w:rPr>
-          <w:sz w:val="10"/>
-          <w:szCs w:val="10"/>
-        </w:rPr>
-        <w:t>"Ingrese el primer número = ");</w:t>
-      </w:r>
-    </w:p>
-    <w:p>
-      <w:pPr>
-        <w:rPr>
-          <w:sz w:val="10"/>
-          <w:szCs w:val="10"/>
-        </w:rPr>
-      </w:pPr>
-      <w:r>
-        <w:rPr>
-          <w:sz w:val="10"/>
-          <w:szCs w:val="10"/>
-        </w:rPr>
-        <w:t xml:space="preserve">    </w:t>
-      </w:r>
-      <w:proofErr w:type="spellStart"/>
-      <w:proofErr w:type="gramStart"/>
-      <w:r>
-        <w:rPr>
-          <w:sz w:val="10"/>
-          <w:szCs w:val="10"/>
-        </w:rPr>
-        <w:t>scanf</w:t>
-      </w:r>
-      <w:proofErr w:type="spellEnd"/>
-      <w:r>
-        <w:rPr>
-          <w:sz w:val="10"/>
-          <w:szCs w:val="10"/>
-        </w:rPr>
-        <w:t>(</w:t>
-      </w:r>
-      <w:proofErr w:type="gramEnd"/>
-      <w:r>
-        <w:rPr>
-          <w:sz w:val="10"/>
-          <w:szCs w:val="10"/>
-        </w:rPr>
-        <w:t xml:space="preserve">"%d", &amp;num1); </w:t>
-      </w:r>
-    </w:p>
-    <w:p>
-      <w:pPr>
-        <w:rPr>
-          <w:sz w:val="10"/>
-          <w:szCs w:val="10"/>
-        </w:rPr>
-      </w:pPr>
-      <w:r>
-        <w:rPr>
-          <w:sz w:val="10"/>
-          <w:szCs w:val="10"/>
-        </w:rPr>
-        <w:t xml:space="preserve">    </w:t>
-      </w:r>
-    </w:p>
-    <w:p>
-      <w:pPr>
-        <w:rPr>
-          <w:sz w:val="10"/>
-          <w:szCs w:val="10"/>
-        </w:rPr>
-      </w:pPr>
-      <w:r>
-        <w:rPr>
-          <w:sz w:val="10"/>
-          <w:szCs w:val="10"/>
-        </w:rPr>
-        <w:t xml:space="preserve">    </w:t>
-      </w:r>
-      <w:proofErr w:type="spellStart"/>
-      <w:proofErr w:type="gramStart"/>
-      <w:r>
-        <w:rPr>
-          <w:sz w:val="10"/>
-          <w:szCs w:val="10"/>
-        </w:rPr>
-        <w:t>printf</w:t>
-      </w:r>
-      <w:proofErr w:type="spellEnd"/>
-      <w:r>
-        <w:rPr>
-          <w:sz w:val="10"/>
-          <w:szCs w:val="10"/>
-        </w:rPr>
-        <w:t>(</w:t>
-      </w:r>
-      <w:proofErr w:type="gramEnd"/>
-      <w:r>
-        <w:rPr>
-          <w:sz w:val="10"/>
-          <w:szCs w:val="10"/>
-        </w:rPr>
-        <w:t>"Ingrese el segundo número = ");</w:t>
-      </w:r>
-    </w:p>
-    <w:p>
-      <w:pPr>
-        <w:rPr>
-          <w:sz w:val="10"/>
-          <w:szCs w:val="10"/>
-        </w:rPr>
-      </w:pPr>
-      <w:r>
-        <w:rPr>
-          <w:sz w:val="10"/>
-          <w:szCs w:val="10"/>
-        </w:rPr>
-        <w:t xml:space="preserve">    </w:t>
-      </w:r>
-      <w:proofErr w:type="spellStart"/>
-      <w:proofErr w:type="gramStart"/>
-      <w:r>
-        <w:rPr>
-          <w:sz w:val="10"/>
-          <w:szCs w:val="10"/>
-        </w:rPr>
-        <w:t>scanf</w:t>
-      </w:r>
-      <w:proofErr w:type="spellEnd"/>
-      <w:r>
-        <w:rPr>
-          <w:sz w:val="10"/>
-          <w:szCs w:val="10"/>
-        </w:rPr>
-        <w:t>(</w:t>
-      </w:r>
-      <w:proofErr w:type="gramEnd"/>
-      <w:r>
-        <w:rPr>
-          <w:sz w:val="10"/>
-          <w:szCs w:val="10"/>
-        </w:rPr>
-        <w:t>"%d", &amp;num2);</w:t>
-      </w:r>
-    </w:p>
-    <w:p>
-      <w:pPr>
-        <w:rPr>
-          <w:sz w:val="10"/>
-          <w:szCs w:val="10"/>
-        </w:rPr>
-      </w:pPr>
-      <w:r>
-        <w:rPr>
-          <w:sz w:val="10"/>
-          <w:szCs w:val="10"/>
-        </w:rPr>
-        <w:t xml:space="preserve">    </w:t>
-      </w:r>
-    </w:p>
-    <w:p>
-      <w:pPr>
-        <w:rPr>
-          <w:sz w:val="10"/>
-          <w:szCs w:val="10"/>
-        </w:rPr>
-      </w:pPr>
-      <w:r>
-        <w:rPr>
-          <w:sz w:val="10"/>
-          <w:szCs w:val="10"/>
-        </w:rPr>
-        <w:t xml:space="preserve">    </w:t>
-      </w:r>
-      <w:proofErr w:type="spellStart"/>
-      <w:proofErr w:type="gramStart"/>
-      <w:r>
-        <w:rPr>
-          <w:sz w:val="10"/>
-          <w:szCs w:val="10"/>
-        </w:rPr>
-        <w:t>printf</w:t>
-      </w:r>
-      <w:proofErr w:type="spellEnd"/>
-      <w:r>
-        <w:rPr>
-          <w:sz w:val="10"/>
-          <w:szCs w:val="10"/>
-        </w:rPr>
-        <w:t>(</w:t>
-      </w:r>
-      <w:proofErr w:type="gramEnd"/>
-      <w:r>
-        <w:rPr>
-          <w:sz w:val="10"/>
-          <w:szCs w:val="10"/>
-        </w:rPr>
-        <w:t>"Ingrese el tercer número = ");</w:t>
-      </w:r>
-    </w:p>
-    <w:p>
-      <w:pPr>
-        <w:rPr>
-          <w:sz w:val="10"/>
-          <w:szCs w:val="10"/>
-        </w:rPr>
-      </w:pPr>
-      <w:r>
-        <w:rPr>
-          <w:sz w:val="10"/>
-          <w:szCs w:val="10"/>
-        </w:rPr>
-        <w:t xml:space="preserve">    </w:t>
-      </w:r>
-      <w:proofErr w:type="spellStart"/>
-      <w:proofErr w:type="gramStart"/>
-      <w:r>
-        <w:rPr>
-          <w:sz w:val="10"/>
-          <w:szCs w:val="10"/>
-        </w:rPr>
-        <w:t>scanf</w:t>
-      </w:r>
-      <w:proofErr w:type="spellEnd"/>
-      <w:r>
-        <w:rPr>
-          <w:sz w:val="10"/>
-          <w:szCs w:val="10"/>
-        </w:rPr>
-        <w:t>(</w:t>
-      </w:r>
-      <w:proofErr w:type="gramEnd"/>
-      <w:r>
-        <w:rPr>
-          <w:sz w:val="10"/>
-          <w:szCs w:val="10"/>
-        </w:rPr>
-        <w:t>"%d", &amp;num3);</w:t>
-      </w:r>
-    </w:p>
-    <w:p>
-      <w:pPr>
-        <w:rPr>
-          <w:sz w:val="10"/>
-          <w:szCs w:val="10"/>
-        </w:rPr>
-      </w:pPr>
-      <w:r>
-        <w:rPr>
-          <w:sz w:val="10"/>
-          <w:szCs w:val="10"/>
-        </w:rPr>
-        <w:t xml:space="preserve">    </w:t>
-      </w:r>
-    </w:p>
-    <w:p>
-      <w:pPr>
-        <w:rPr>
-          <w:sz w:val="10"/>
-          <w:szCs w:val="10"/>
-        </w:rPr>
-      </w:pPr>
-      <w:r>
-        <w:rPr>
-          <w:sz w:val="10"/>
-          <w:szCs w:val="10"/>
-        </w:rPr>
-        <w:t xml:space="preserve">    mayor = num1;</w:t>
-      </w:r>
-    </w:p>
-    <w:p>
-      <w:pPr>
-        <w:rPr>
-          <w:sz w:val="10"/>
-          <w:szCs w:val="10"/>
-        </w:rPr>
-      </w:pPr>
-      <w:r>
-        <w:rPr>
-          <w:sz w:val="10"/>
-          <w:szCs w:val="10"/>
-        </w:rPr>
-        <w:t xml:space="preserve">    </w:t>
-      </w:r>
-      <w:proofErr w:type="spellStart"/>
-      <w:r>
-        <w:rPr>
-          <w:sz w:val="10"/>
-          <w:szCs w:val="10"/>
-        </w:rPr>
-        <w:t>if</w:t>
-      </w:r>
-      <w:proofErr w:type="spellEnd"/>
-      <w:r>
-        <w:rPr>
-          <w:sz w:val="10"/>
-          <w:szCs w:val="10"/>
-        </w:rPr>
-        <w:t xml:space="preserve"> (num2 &gt; mayor) mayor = num2;</w:t>
-      </w:r>
-    </w:p>
-    <w:p>
-      <w:pPr>
-        <w:rPr>
-          <w:sz w:val="10"/>
-          <w:szCs w:val="10"/>
-        </w:rPr>
-      </w:pPr>
-      <w:r>
-        <w:rPr>
-          <w:sz w:val="10"/>
-          <w:szCs w:val="10"/>
-        </w:rPr>
-        <w:t xml:space="preserve">    </w:t>
-      </w:r>
-      <w:proofErr w:type="spellStart"/>
-      <w:r>
-        <w:rPr>
-          <w:sz w:val="10"/>
-          <w:szCs w:val="10"/>
-        </w:rPr>
-        <w:t>if</w:t>
-      </w:r>
-      <w:proofErr w:type="spellEnd"/>
-      <w:r>
-        <w:rPr>
-          <w:sz w:val="10"/>
-          <w:szCs w:val="10"/>
-        </w:rPr>
-        <w:t xml:space="preserve"> (num3 &gt; mayor) mayor = num3;</w:t>
-      </w:r>
-    </w:p>
-    <w:p>
-      <w:pPr>
-        <w:rPr>
-          <w:sz w:val="10"/>
-          <w:szCs w:val="10"/>
-        </w:rPr>
-      </w:pPr>
-      <w:r>
-        <w:rPr>
-          <w:sz w:val="10"/>
-          <w:szCs w:val="10"/>
-        </w:rPr>
-        <w:t xml:space="preserve">    </w:t>
-      </w:r>
-    </w:p>
-    <w:p>
-      <w:pPr>
-        <w:rPr>
-          <w:sz w:val="10"/>
-          <w:szCs w:val="10"/>
-        </w:rPr>
-      </w:pPr>
-      <w:r>
-        <w:rPr>
-          <w:sz w:val="10"/>
-          <w:szCs w:val="10"/>
-        </w:rPr>
-        <w:t xml:space="preserve">    </w:t>
-      </w:r>
-      <w:proofErr w:type="spellStart"/>
-      <w:r>
-        <w:rPr>
-          <w:sz w:val="10"/>
-          <w:szCs w:val="10"/>
-        </w:rPr>
-        <w:t>printf</w:t>
-      </w:r>
-      <w:proofErr w:type="spellEnd"/>
-      <w:r>
-        <w:rPr>
-          <w:sz w:val="10"/>
-          <w:szCs w:val="10"/>
-        </w:rPr>
-        <w:t>("\</w:t>
-      </w:r>
-      <w:proofErr w:type="spellStart"/>
-      <w:r>
-        <w:rPr>
-          <w:sz w:val="10"/>
-          <w:szCs w:val="10"/>
-        </w:rPr>
-        <w:t>nRESULTADO</w:t>
-      </w:r>
-      <w:proofErr w:type="spellEnd"/>
-      <w:r>
-        <w:rPr>
-          <w:sz w:val="10"/>
-          <w:szCs w:val="10"/>
-        </w:rPr>
-        <w:t>:\n");</w:t>
-      </w:r>
-    </w:p>
-    <w:p>
-      <w:pPr>
-        <w:rPr>
-          <w:sz w:val="10"/>
-          <w:szCs w:val="10"/>
-        </w:rPr>
-      </w:pPr>
-      <w:r>
-        <w:rPr>
-          <w:sz w:val="10"/>
-          <w:szCs w:val="10"/>
-        </w:rPr>
-        <w:t xml:space="preserve">    </w:t>
-      </w:r>
-      <w:proofErr w:type="spellStart"/>
-      <w:proofErr w:type="gramStart"/>
-      <w:r>
-        <w:rPr>
-          <w:sz w:val="10"/>
-          <w:szCs w:val="10"/>
-        </w:rPr>
-        <w:t>printf</w:t>
-      </w:r>
-      <w:proofErr w:type="spellEnd"/>
-      <w:r>
-        <w:rPr>
-          <w:sz w:val="10"/>
-          <w:szCs w:val="10"/>
-        </w:rPr>
-        <w:t>(</w:t>
-      </w:r>
-      <w:proofErr w:type="gramEnd"/>
-      <w:r>
-        <w:rPr>
-          <w:sz w:val="10"/>
-          <w:szCs w:val="10"/>
-        </w:rPr>
-        <w:t>"El número mayor es: %d\n", mayor);</w:t>
-      </w:r>
-    </w:p>
-    <w:p>
-      <w:pPr>
-        <w:rPr>
-          <w:sz w:val="10"/>
-          <w:szCs w:val="10"/>
-        </w:rPr>
-      </w:pPr>
-    </w:p>
-    <w:p>
-      <w:pPr>
-        <w:rPr>
-          <w:sz w:val="10"/>
-          <w:szCs w:val="10"/>
-        </w:rPr>
-      </w:pPr>
-      <w:r>
-        <w:rPr>
-          <w:sz w:val="10"/>
-          <w:szCs w:val="10"/>
-        </w:rPr>
-        <w:t xml:space="preserve">    </w:t>
-      </w:r>
-      <w:proofErr w:type="spellStart"/>
-      <w:r>
-        <w:rPr>
-          <w:sz w:val="10"/>
-          <w:szCs w:val="10"/>
-        </w:rPr>
-        <w:t>if</w:t>
-      </w:r>
-      <w:proofErr w:type="spellEnd"/>
-      <w:r>
-        <w:rPr>
-          <w:sz w:val="10"/>
-          <w:szCs w:val="10"/>
-        </w:rPr>
-        <w:t xml:space="preserve"> (num1 == num2 &amp;&amp; num2 == num3) {</w:t>
-      </w:r>
-    </w:p>
-    <w:p>
-      <w:pPr>
-        <w:rPr>
-          <w:sz w:val="10"/>
-          <w:szCs w:val="10"/>
-        </w:rPr>
-      </w:pPr>
-      <w:r>
-        <w:rPr>
-          <w:sz w:val="10"/>
-          <w:szCs w:val="10"/>
-        </w:rPr>
-        <w:t xml:space="preserve">        </w:t>
-      </w:r>
-      <w:proofErr w:type="spellStart"/>
-      <w:proofErr w:type="gramStart"/>
-      <w:r>
-        <w:rPr>
-          <w:sz w:val="10"/>
-          <w:szCs w:val="10"/>
-        </w:rPr>
-        <w:t>printf</w:t>
-      </w:r>
-      <w:proofErr w:type="spellEnd"/>
-      <w:r>
-        <w:rPr>
-          <w:sz w:val="10"/>
-          <w:szCs w:val="10"/>
-        </w:rPr>
-        <w:t>(</w:t>
-      </w:r>
-      <w:proofErr w:type="gramEnd"/>
-      <w:r>
-        <w:rPr>
-          <w:sz w:val="10"/>
-          <w:szCs w:val="10"/>
-        </w:rPr>
-        <w:t>"Los tres números son iguales.\n");</w:t>
-      </w:r>
-    </w:p>
-    <w:p>
-      <w:pPr>
-        <w:rPr>
-          <w:sz w:val="10"/>
-          <w:szCs w:val="10"/>
-        </w:rPr>
-      </w:pPr>
-      <w:r>
-        <w:rPr>
-          <w:sz w:val="10"/>
-          <w:szCs w:val="10"/>
-        </w:rPr>
-        <w:t xml:space="preserve">    }</w:t>
-      </w:r>
-    </w:p>
-    <w:p>
-      <w:pPr>
-        <w:rPr>
-          <w:sz w:val="10"/>
-          <w:szCs w:val="10"/>
-        </w:rPr>
-      </w:pPr>
-      <w:r>
-        <w:rPr>
-          <w:sz w:val="10"/>
-          <w:szCs w:val="10"/>
-        </w:rPr>
-        <w:t xml:space="preserve">    </w:t>
-      </w:r>
-      <w:proofErr w:type="spellStart"/>
-      <w:r>
-        <w:rPr>
-          <w:sz w:val="10"/>
-          <w:szCs w:val="10"/>
-        </w:rPr>
-        <w:t>else</w:t>
-      </w:r>
-      <w:proofErr w:type="spellEnd"/>
-      <w:r>
-        <w:rPr>
-          <w:sz w:val="10"/>
-          <w:szCs w:val="10"/>
-        </w:rPr>
-        <w:t xml:space="preserve"> </w:t>
-      </w:r>
-      <w:proofErr w:type="spellStart"/>
-      <w:r>
-        <w:rPr>
-          <w:sz w:val="10"/>
-          <w:szCs w:val="10"/>
-        </w:rPr>
-        <w:t>if</w:t>
-      </w:r>
-      <w:proofErr w:type="spellEnd"/>
-      <w:r>
-        <w:rPr>
-          <w:sz w:val="10"/>
-          <w:szCs w:val="10"/>
-        </w:rPr>
-        <w:t xml:space="preserve"> (num1 == num2 &amp;&amp; num1 == mayor) {</w:t>
-      </w:r>
-    </w:p>
-    <w:p>
-      <w:pPr>
-        <w:rPr>
-          <w:sz w:val="10"/>
-          <w:szCs w:val="10"/>
-        </w:rPr>
-      </w:pPr>
-      <w:r>
-        <w:rPr>
-          <w:sz w:val="10"/>
-          <w:szCs w:val="10"/>
-        </w:rPr>
-        <w:t xml:space="preserve">        </w:t>
-      </w:r>
-      <w:proofErr w:type="spellStart"/>
-      <w:proofErr w:type="gramStart"/>
-      <w:r>
-        <w:rPr>
-          <w:sz w:val="10"/>
-          <w:szCs w:val="10"/>
-        </w:rPr>
-        <w:t>printf</w:t>
-      </w:r>
-      <w:proofErr w:type="spellEnd"/>
-      <w:r>
-        <w:rPr>
-          <w:sz w:val="10"/>
-          <w:szCs w:val="10"/>
-        </w:rPr>
-        <w:t>(</w:t>
-      </w:r>
-      <w:proofErr w:type="gramEnd"/>
-      <w:r>
-        <w:rPr>
-          <w:sz w:val="10"/>
-          <w:szCs w:val="10"/>
-        </w:rPr>
-        <w:t>"Estado: El primero (%d) y el segundo (%d) número empatan como mayores.\n", num1, num2);</w:t>
-      </w:r>
-    </w:p>
-    <w:p>
-      <w:pPr>
-        <w:rPr>
-          <w:sz w:val="10"/>
-          <w:szCs w:val="10"/>
-        </w:rPr>
-      </w:pPr>
-      <w:r>
-        <w:rPr>
-          <w:sz w:val="10"/>
-          <w:szCs w:val="10"/>
-        </w:rPr>
-        <w:t xml:space="preserve">    } </w:t>
-      </w:r>
-    </w:p>
-    <w:p>
-      <w:pPr>
-        <w:rPr>
-          <w:sz w:val="10"/>
-          <w:szCs w:val="10"/>
-        </w:rPr>
-      </w:pPr>
-      <w:r>
-        <w:rPr>
-          <w:sz w:val="10"/>
-          <w:szCs w:val="10"/>
-        </w:rPr>
-        <w:t xml:space="preserve">    </w:t>
-      </w:r>
-      <w:proofErr w:type="spellStart"/>
-      <w:r>
-        <w:rPr>
-          <w:sz w:val="10"/>
-          <w:szCs w:val="10"/>
-        </w:rPr>
-        <w:t>else</w:t>
-      </w:r>
-      <w:proofErr w:type="spellEnd"/>
-      <w:r>
-        <w:rPr>
-          <w:sz w:val="10"/>
-          <w:szCs w:val="10"/>
-        </w:rPr>
-        <w:t xml:space="preserve"> </w:t>
-      </w:r>
-      <w:proofErr w:type="spellStart"/>
-      <w:r>
-        <w:rPr>
-          <w:sz w:val="10"/>
-          <w:szCs w:val="10"/>
-        </w:rPr>
-        <w:t>if</w:t>
-      </w:r>
-      <w:proofErr w:type="spellEnd"/>
-      <w:r>
-        <w:rPr>
-          <w:sz w:val="10"/>
-          <w:szCs w:val="10"/>
-        </w:rPr>
-        <w:t xml:space="preserve"> (num1 == num3 &amp;&amp; num1 == mayor) {</w:t>
-      </w:r>
-    </w:p>
-    <w:p>
-      <w:pPr>
-        <w:rPr>
-          <w:sz w:val="10"/>
-          <w:szCs w:val="10"/>
-        </w:rPr>
-      </w:pPr>
-      <w:r>
-        <w:rPr>
-          <w:sz w:val="10"/>
-          <w:szCs w:val="10"/>
-        </w:rPr>
-        <w:t xml:space="preserve">        </w:t>
-      </w:r>
-      <w:proofErr w:type="spellStart"/>
-      <w:proofErr w:type="gramStart"/>
-      <w:r>
-        <w:rPr>
-          <w:sz w:val="10"/>
-          <w:szCs w:val="10"/>
-        </w:rPr>
-        <w:t>printf</w:t>
-      </w:r>
-      <w:proofErr w:type="spellEnd"/>
-      <w:r>
-        <w:rPr>
-          <w:sz w:val="10"/>
-          <w:szCs w:val="10"/>
-        </w:rPr>
-        <w:t>(</w:t>
-      </w:r>
-      <w:proofErr w:type="gramEnd"/>
-      <w:r>
-        <w:rPr>
-          <w:sz w:val="10"/>
-          <w:szCs w:val="10"/>
-        </w:rPr>
-        <w:t>"Estado: El primero (%d) y el tercero (%d) número empatan como mayores.\n", num1, num3);</w:t>
-      </w:r>
-    </w:p>
-    <w:p>
-      <w:pPr>
-        <w:rPr>
-          <w:sz w:val="10"/>
-          <w:szCs w:val="10"/>
-        </w:rPr>
-      </w:pPr>
-      <w:r>
-        <w:rPr>
-          <w:sz w:val="10"/>
-          <w:szCs w:val="10"/>
-        </w:rPr>
-        <w:t xml:space="preserve">    } </w:t>
-      </w:r>
-    </w:p>
-    <w:p>
-      <w:pPr>
-        <w:rPr>
-          <w:sz w:val="10"/>
-          <w:szCs w:val="10"/>
-        </w:rPr>
-      </w:pPr>
-      <w:r>
-        <w:rPr>
-          <w:sz w:val="10"/>
-          <w:szCs w:val="10"/>
-        </w:rPr>
-        <w:t xml:space="preserve">    </w:t>
-      </w:r>
-      <w:proofErr w:type="spellStart"/>
-      <w:r>
-        <w:rPr>
-          <w:sz w:val="10"/>
-          <w:szCs w:val="10"/>
-        </w:rPr>
-        <w:t>else</w:t>
-      </w:r>
-      <w:proofErr w:type="spellEnd"/>
-      <w:r>
-        <w:rPr>
-          <w:sz w:val="10"/>
-          <w:szCs w:val="10"/>
-        </w:rPr>
-        <w:t xml:space="preserve"> </w:t>
-      </w:r>
-      <w:proofErr w:type="spellStart"/>
-      <w:r>
-        <w:rPr>
-          <w:sz w:val="10"/>
-          <w:szCs w:val="10"/>
-        </w:rPr>
-        <w:t>if</w:t>
-      </w:r>
-      <w:proofErr w:type="spellEnd"/>
-      <w:r>
-        <w:rPr>
-          <w:sz w:val="10"/>
-          <w:szCs w:val="10"/>
-        </w:rPr>
-        <w:t xml:space="preserve"> (num2 == num3 &amp;&amp; num2 == mayor) {</w:t>
-      </w:r>
-    </w:p>
-    <w:p>
-      <w:pPr>
-        <w:rPr>
-          <w:sz w:val="10"/>
-          <w:szCs w:val="10"/>
-        </w:rPr>
-      </w:pPr>
-      <w:r>
-        <w:rPr>
-          <w:sz w:val="10"/>
-          <w:szCs w:val="10"/>
-        </w:rPr>
-        <w:t xml:space="preserve">        </w:t>
-      </w:r>
-      <w:proofErr w:type="spellStart"/>
-      <w:proofErr w:type="gramStart"/>
-      <w:r>
-        <w:rPr>
-          <w:sz w:val="10"/>
-          <w:szCs w:val="10"/>
-        </w:rPr>
-        <w:t>printf</w:t>
-      </w:r>
-      <w:proofErr w:type="spellEnd"/>
-      <w:r>
-        <w:rPr>
-          <w:sz w:val="10"/>
-          <w:szCs w:val="10"/>
-        </w:rPr>
-        <w:t>(</w:t>
-      </w:r>
-      <w:proofErr w:type="gramEnd"/>
-      <w:r>
-        <w:rPr>
-          <w:sz w:val="10"/>
-          <w:szCs w:val="10"/>
-        </w:rPr>
-        <w:t>"Estado: El segundo (%d) y el tercero (%d) número empatan como mayores.\n", num2, num3);</w:t>
-      </w:r>
-    </w:p>
-    <w:p>
-      <w:pPr>
-        <w:rPr>
-          <w:sz w:val="10"/>
-          <w:szCs w:val="10"/>
-        </w:rPr>
-      </w:pPr>
-      <w:r>
-        <w:rPr>
-          <w:sz w:val="10"/>
-          <w:szCs w:val="10"/>
-        </w:rPr>
-        <w:t xml:space="preserve">    } </w:t>
-      </w:r>
-      <w:proofErr w:type="spellStart"/>
-      <w:r>
-        <w:rPr>
-          <w:sz w:val="10"/>
-          <w:szCs w:val="10"/>
-        </w:rPr>
-        <w:t>else</w:t>
-      </w:r>
-      <w:proofErr w:type="spellEnd"/>
-      <w:r>
-        <w:rPr>
-          <w:sz w:val="10"/>
-          <w:szCs w:val="10"/>
-        </w:rPr>
-        <w:t xml:space="preserve"> {</w:t>
-      </w:r>
-    </w:p>
-    <w:p>
-      <w:pPr>
-        <w:rPr>
-          <w:sz w:val="10"/>
-          <w:szCs w:val="10"/>
-        </w:rPr>
-      </w:pPr>
-      <w:r>
-        <w:rPr>
-          <w:sz w:val="10"/>
-          <w:szCs w:val="10"/>
-        </w:rPr>
-        <w:t xml:space="preserve">        </w:t>
-      </w:r>
-      <w:proofErr w:type="spellStart"/>
-      <w:proofErr w:type="gramStart"/>
-      <w:r>
-        <w:rPr>
-          <w:sz w:val="10"/>
-          <w:szCs w:val="10"/>
-        </w:rPr>
-        <w:t>printf</w:t>
-      </w:r>
-      <w:proofErr w:type="spellEnd"/>
-      <w:r>
-        <w:rPr>
-          <w:sz w:val="10"/>
-          <w:szCs w:val="10"/>
-        </w:rPr>
-        <w:t>(</w:t>
-      </w:r>
-      <w:proofErr w:type="gramEnd"/>
-      <w:r>
-        <w:rPr>
-          <w:sz w:val="10"/>
-          <w:szCs w:val="10"/>
-        </w:rPr>
-        <w:t>"</w:t>
-      </w:r>
-      <w:proofErr w:type="spellStart"/>
-      <w:r>
-        <w:rPr>
-          <w:sz w:val="10"/>
-          <w:szCs w:val="10"/>
-        </w:rPr>
-        <w:t>Ningun</w:t>
-      </w:r>
-      <w:proofErr w:type="spellEnd"/>
-      <w:r>
-        <w:rPr>
-          <w:sz w:val="10"/>
-          <w:szCs w:val="10"/>
-        </w:rPr>
-        <w:t xml:space="preserve"> valor se repite.\n");</w:t>
-      </w:r>
-    </w:p>
-    <w:p>
-      <w:pPr>
-        <w:rPr>
-          <w:sz w:val="10"/>
-          <w:szCs w:val="10"/>
-        </w:rPr>
-      </w:pPr>
-      <w:r>
-        <w:rPr>
-          <w:sz w:val="10"/>
-          <w:szCs w:val="10"/>
-        </w:rPr>
-        <w:t xml:space="preserve">    }</w:t>
-      </w:r>
-    </w:p>
-    <w:p>
-      <w:pPr>
-        <w:rPr>
-          <w:sz w:val="10"/>
-          <w:szCs w:val="10"/>
-        </w:rPr>
-      </w:pPr>
-      <w:r>
-        <w:rPr>
-          <w:sz w:val="10"/>
-          <w:szCs w:val="10"/>
-        </w:rPr>
-        <w:t xml:space="preserve">    </w:t>
-      </w:r>
-    </w:p>
-    <w:p>
-      <w:pPr>
-        <w:rPr>
-          <w:sz w:val="10"/>
-          <w:szCs w:val="10"/>
-        </w:rPr>
-      </w:pPr>
-      <w:r>
-        <w:rPr>
-          <w:sz w:val="10"/>
-          <w:szCs w:val="10"/>
-        </w:rPr>
-        <w:t xml:space="preserve">    </w:t>
-      </w:r>
-      <w:proofErr w:type="spellStart"/>
       <w:r>
         <w:rPr>
           <w:sz w:val="10"/>
@@ -1456,449 +2993,6 @@
         <w:rPr>
           <w:sz w:val="10"/>
           <w:szCs w:val="10"/>
-        </w:rPr>
-        <w:t>}</w:t>
-      </w:r>
-    </w:p>
-    <w:p>
-      <w:pPr>
-        <w:jc w:val="center"/>
-      </w:pPr>
-      <w:r>
-        <w:t>Ejercicio 4</w:t>
-      </w:r>
-    </w:p>
-    <w:p>
-      <w:pPr>
-        <w:rPr>
-          <w:sz w:val="16"/>
-          <w:szCs w:val="16"/>
-        </w:rPr>
-      </w:pPr>
-      <w:r>
-        <w:rPr>
-          <w:sz w:val="16"/>
-          <w:szCs w:val="16"/>
-        </w:rPr>
-        <w:t>#include &lt;</w:t>
-      </w:r>
-      <w:proofErr w:type="spellStart"/>
-      <w:r>
-        <w:rPr>
-          <w:sz w:val="16"/>
-          <w:szCs w:val="16"/>
-        </w:rPr>
-        <w:t>stdio.h</w:t>
-      </w:r>
-      <w:proofErr w:type="spellEnd"/>
-      <w:r>
-        <w:rPr>
-          <w:sz w:val="16"/>
-          <w:szCs w:val="16"/>
-        </w:rPr>
-        <w:t>&gt;</w:t>
-      </w:r>
-    </w:p>
-    <w:p/>
-    <w:p>
-      <w:pPr>
-        <w:rPr>
-          <w:sz w:val="16"/>
-          <w:szCs w:val="16"/>
-        </w:rPr>
-      </w:pPr>
-      <w:proofErr w:type="spellStart"/>
-      <w:r>
-        <w:rPr>
-          <w:sz w:val="16"/>
-          <w:szCs w:val="16"/>
-        </w:rPr>
-        <w:lastRenderedPageBreak/>
-        <w:t>int</w:t>
-      </w:r>
-      <w:proofErr w:type="spellEnd"/>
-      <w:r>
-        <w:rPr>
-          <w:sz w:val="16"/>
-          <w:szCs w:val="16"/>
-        </w:rPr>
-        <w:t xml:space="preserve"> </w:t>
-      </w:r>
-      <w:proofErr w:type="spellStart"/>
-      <w:r>
-        <w:rPr>
-          <w:sz w:val="16"/>
-          <w:szCs w:val="16"/>
-        </w:rPr>
-        <w:t>main</w:t>
-      </w:r>
-      <w:proofErr w:type="spellEnd"/>
-      <w:r>
-        <w:rPr>
-          <w:sz w:val="16"/>
-          <w:szCs w:val="16"/>
-        </w:rPr>
-        <w:t>(</w:t>
-      </w:r>
-      <w:proofErr w:type="spellStart"/>
-      <w:r>
-        <w:rPr>
-          <w:sz w:val="16"/>
-          <w:szCs w:val="16"/>
-        </w:rPr>
-        <w:t>void</w:t>
-      </w:r>
-      <w:proofErr w:type="spellEnd"/>
-      <w:r>
-        <w:rPr>
-          <w:sz w:val="16"/>
-          <w:szCs w:val="16"/>
-        </w:rPr>
-        <w:t>) {</w:t>
-      </w:r>
-    </w:p>
-    <w:p>
-      <w:pPr>
-        <w:rPr>
-          <w:sz w:val="16"/>
-          <w:szCs w:val="16"/>
-        </w:rPr>
-      </w:pPr>
-      <w:r>
-        <w:rPr>
-          <w:sz w:val="16"/>
-          <w:szCs w:val="16"/>
-        </w:rPr>
-        <w:t xml:space="preserve">    </w:t>
-      </w:r>
-      <w:proofErr w:type="spellStart"/>
-      <w:r>
-        <w:rPr>
-          <w:sz w:val="16"/>
-          <w:szCs w:val="16"/>
-        </w:rPr>
-        <w:t>int</w:t>
-      </w:r>
-      <w:proofErr w:type="spellEnd"/>
-      <w:r>
-        <w:rPr>
-          <w:sz w:val="16"/>
-          <w:szCs w:val="16"/>
-        </w:rPr>
-        <w:t xml:space="preserve"> numero;</w:t>
-      </w:r>
-    </w:p>
-    <w:p>
-      <w:pPr>
-        <w:rPr>
-          <w:sz w:val="16"/>
-          <w:szCs w:val="16"/>
-        </w:rPr>
-      </w:pPr>
-    </w:p>
-    <w:p>
-      <w:pPr>
-        <w:rPr>
-          <w:sz w:val="16"/>
-          <w:szCs w:val="16"/>
-        </w:rPr>
-      </w:pPr>
-      <w:r>
-        <w:rPr>
-          <w:sz w:val="16"/>
-          <w:szCs w:val="16"/>
-        </w:rPr>
-        <w:t xml:space="preserve">    </w:t>
-      </w:r>
-      <w:proofErr w:type="spellStart"/>
-      <w:proofErr w:type="gramStart"/>
-      <w:r>
-        <w:rPr>
-          <w:sz w:val="16"/>
-          <w:szCs w:val="16"/>
-        </w:rPr>
-        <w:t>printf</w:t>
-      </w:r>
-      <w:proofErr w:type="spellEnd"/>
-      <w:r>
-        <w:rPr>
-          <w:sz w:val="16"/>
-          <w:szCs w:val="16"/>
-        </w:rPr>
-        <w:t>(</w:t>
-      </w:r>
-      <w:proofErr w:type="gramEnd"/>
-      <w:r>
-        <w:rPr>
-          <w:sz w:val="16"/>
-          <w:szCs w:val="16"/>
-        </w:rPr>
-        <w:t>"Ingrese un numero entero: ");</w:t>
-      </w:r>
-    </w:p>
-    <w:p>
-      <w:pPr>
-        <w:rPr>
-          <w:sz w:val="16"/>
-          <w:szCs w:val="16"/>
-        </w:rPr>
-      </w:pPr>
-      <w:r>
-        <w:rPr>
-          <w:sz w:val="16"/>
-          <w:szCs w:val="16"/>
-        </w:rPr>
-        <w:t xml:space="preserve">    </w:t>
-      </w:r>
-      <w:proofErr w:type="spellStart"/>
-      <w:proofErr w:type="gramStart"/>
-      <w:r>
-        <w:rPr>
-          <w:sz w:val="16"/>
-          <w:szCs w:val="16"/>
-        </w:rPr>
-        <w:t>scanf</w:t>
-      </w:r>
-      <w:proofErr w:type="spellEnd"/>
-      <w:r>
-        <w:rPr>
-          <w:sz w:val="16"/>
-          <w:szCs w:val="16"/>
-        </w:rPr>
-        <w:t>(</w:t>
-      </w:r>
-      <w:proofErr w:type="gramEnd"/>
-      <w:r>
-        <w:rPr>
-          <w:sz w:val="16"/>
-          <w:szCs w:val="16"/>
-        </w:rPr>
-        <w:t>"%d", &amp;numero);</w:t>
-      </w:r>
-    </w:p>
-    <w:p>
-      <w:pPr>
-        <w:rPr>
-          <w:sz w:val="16"/>
-          <w:szCs w:val="16"/>
-        </w:rPr>
-      </w:pPr>
-    </w:p>
-    <w:p>
-      <w:pPr>
-        <w:rPr>
-          <w:sz w:val="16"/>
-          <w:szCs w:val="16"/>
-        </w:rPr>
-      </w:pPr>
-    </w:p>
-    <w:p>
-      <w:pPr>
-        <w:rPr>
-          <w:sz w:val="16"/>
-          <w:szCs w:val="16"/>
-        </w:rPr>
-      </w:pPr>
-      <w:r>
-        <w:rPr>
-          <w:sz w:val="16"/>
-          <w:szCs w:val="16"/>
-        </w:rPr>
-        <w:t xml:space="preserve">    </w:t>
-      </w:r>
-      <w:proofErr w:type="spellStart"/>
-      <w:r>
-        <w:rPr>
-          <w:sz w:val="16"/>
-          <w:szCs w:val="16"/>
-        </w:rPr>
-        <w:t>if</w:t>
-      </w:r>
-      <w:proofErr w:type="spellEnd"/>
-      <w:r>
-        <w:rPr>
-          <w:sz w:val="16"/>
-          <w:szCs w:val="16"/>
-        </w:rPr>
-        <w:t xml:space="preserve"> (numero % 4 == 0) {</w:t>
-      </w:r>
-    </w:p>
-    <w:p>
-      <w:pPr>
-        <w:rPr>
-          <w:sz w:val="16"/>
-          <w:szCs w:val="16"/>
-        </w:rPr>
-      </w:pPr>
-      <w:r>
-        <w:rPr>
-          <w:sz w:val="16"/>
-          <w:szCs w:val="16"/>
-        </w:rPr>
-        <w:t xml:space="preserve">        </w:t>
-      </w:r>
-      <w:proofErr w:type="spellStart"/>
-      <w:proofErr w:type="gramStart"/>
-      <w:r>
-        <w:rPr>
-          <w:sz w:val="16"/>
-          <w:szCs w:val="16"/>
-        </w:rPr>
-        <w:t>printf</w:t>
-      </w:r>
-      <w:proofErr w:type="spellEnd"/>
-      <w:r>
-        <w:rPr>
-          <w:sz w:val="16"/>
-          <w:szCs w:val="16"/>
-        </w:rPr>
-        <w:t>(</w:t>
-      </w:r>
-      <w:proofErr w:type="gramEnd"/>
-      <w:r>
-        <w:rPr>
-          <w:sz w:val="16"/>
-          <w:szCs w:val="16"/>
-        </w:rPr>
-        <w:t>"%d es divisible por 4.\n", numero);</w:t>
-      </w:r>
-    </w:p>
-    <w:p>
-      <w:pPr>
-        <w:rPr>
-          <w:sz w:val="16"/>
-          <w:szCs w:val="16"/>
-        </w:rPr>
-      </w:pPr>
-      <w:r>
-        <w:rPr>
-          <w:sz w:val="16"/>
-          <w:szCs w:val="16"/>
-        </w:rPr>
-        <w:t xml:space="preserve">    } </w:t>
-      </w:r>
-      <w:proofErr w:type="spellStart"/>
-      <w:r>
-        <w:rPr>
-          <w:sz w:val="16"/>
-          <w:szCs w:val="16"/>
-        </w:rPr>
-        <w:t>else</w:t>
-      </w:r>
-      <w:proofErr w:type="spellEnd"/>
-      <w:r>
-        <w:rPr>
-          <w:sz w:val="16"/>
-          <w:szCs w:val="16"/>
-        </w:rPr>
-        <w:t xml:space="preserve"> {</w:t>
-      </w:r>
-    </w:p>
-    <w:p>
-      <w:pPr>
-        <w:rPr>
-          <w:sz w:val="16"/>
-          <w:szCs w:val="16"/>
-        </w:rPr>
-      </w:pPr>
-      <w:r>
-        <w:rPr>
-          <w:sz w:val="16"/>
-          <w:szCs w:val="16"/>
-        </w:rPr>
-        <w:t xml:space="preserve">        </w:t>
-      </w:r>
-      <w:proofErr w:type="spellStart"/>
-      <w:proofErr w:type="gramStart"/>
-      <w:r>
-        <w:rPr>
-          <w:sz w:val="16"/>
-          <w:szCs w:val="16"/>
-        </w:rPr>
-        <w:t>printf</w:t>
-      </w:r>
-      <w:proofErr w:type="spellEnd"/>
-      <w:r>
-        <w:rPr>
-          <w:sz w:val="16"/>
-          <w:szCs w:val="16"/>
-        </w:rPr>
-        <w:t>(</w:t>
-      </w:r>
-      <w:proofErr w:type="gramEnd"/>
-      <w:r>
-        <w:rPr>
-          <w:sz w:val="16"/>
-          <w:szCs w:val="16"/>
-        </w:rPr>
-        <w:t>"%d no es divisible por 4.\n", numero);</w:t>
-      </w:r>
-    </w:p>
-    <w:p>
-      <w:pPr>
-        <w:rPr>
-          <w:sz w:val="16"/>
-          <w:szCs w:val="16"/>
-        </w:rPr>
-      </w:pPr>
-      <w:r>
-        <w:rPr>
-          <w:sz w:val="16"/>
-          <w:szCs w:val="16"/>
-        </w:rPr>
-        <w:t xml:space="preserve">    }</w:t>
-      </w:r>
-    </w:p>
-    <w:p>
-      <w:pPr>
-        <w:rPr>
-          <w:sz w:val="16"/>
-          <w:szCs w:val="16"/>
-        </w:rPr>
-      </w:pPr>
-    </w:p>
-    <w:p>
-      <w:pPr>
-        <w:rPr>
-          <w:sz w:val="16"/>
-          <w:szCs w:val="16"/>
-        </w:rPr>
-      </w:pPr>
-      <w:r>
-        <w:rPr>
-          <w:sz w:val="16"/>
-          <w:szCs w:val="16"/>
-        </w:rPr>
-        <w:t xml:space="preserve">    </w:t>
-      </w:r>
-      <w:proofErr w:type="spellStart"/>
-      <w:r>
-        <w:rPr>
-          <w:sz w:val="16"/>
-          <w:szCs w:val="16"/>
-        </w:rPr>
-        <w:t>return</w:t>
-      </w:r>
-      <w:proofErr w:type="spellEnd"/>
-      <w:r>
-        <w:rPr>
-          <w:sz w:val="16"/>
-          <w:szCs w:val="16"/>
-        </w:rPr>
-        <w:t xml:space="preserve"> 0;</w:t>
-      </w:r>
-    </w:p>
-    <w:p>
-      <w:pPr>
-        <w:rPr>
-          <w:sz w:val="16"/>
-          <w:szCs w:val="16"/>
-        </w:rPr>
-      </w:pPr>
-      <w:r>
-        <w:rPr>
-          <w:sz w:val="16"/>
-          <w:szCs w:val="16"/>
         </w:rPr>
         <w:t>}</w:t>
       </w:r>
@@ -1914,7 +3008,7 @@
 </file>
 
 <file path=word/numbering.xml><?xml version="1.0" encoding="utf-8"?>
-<w:numbering xmlns:wpc="http://schemas.microsoft.com/office/word/2010/wordprocessingCanvas" xmlns:cx="http://schemas.microsoft.com/office/drawing/2014/chartex" xmlns:cx1="http://schemas.microsoft.com/office/drawing/2015/9/8/chartex" xmlns:cx2="http://schemas.microsoft.com/office/drawing/2015/10/21/chartex" xmlns:cx3="http://schemas.microsoft.com/office/drawing/2016/5/9/chartex" xmlns:cx4="http://schemas.microsoft.com/office/drawing/2016/5/10/chartex" xmlns:cx5="http://schemas.microsoft.com/office/drawing/2016/5/11/chartex" xmlns:cx6="http://schemas.microsoft.com/office/drawing/2016/5/12/chartex" xmlns:cx7="http://schemas.microsoft.com/office/drawing/2016/5/13/chartex" xmlns:cx8="http://schemas.microsoft.com/office/drawing/2016/5/14/chartex" xmlns:mc="http://schemas.openxmlformats.org/markup-compatibility/2006" xmlns:aink="http://schemas.microsoft.com/office/drawing/2016/ink" xmlns:am3d="http://schemas.microsoft.com/office/drawing/2017/model3d" xmlns:o="urn:schemas-microsoft-com:office:office" xmlns:oel="http://schemas.microsoft.com/office/2019/extlst" xmlns:r="http://schemas.openxmlformats.org/officeDocument/2006/relationships" xmlns:m="http://schemas.openxmlformats.org/officeDocument/2006/math" xmlns:v="urn:schemas-microsoft-com:vml" xmlns:wp14="http://schemas.microsoft.com/office/word/2010/wordprocessingDrawing" xmlns:wp="http://schemas.openxmlformats.org/drawingml/2006/wordprocessingDrawing" xmlns:w10="urn:schemas-microsoft-com:office:word" xmlns:w="http://schemas.openxmlformats.org/wordprocessingml/2006/main" xmlns:w14="http://schemas.microsoft.com/office/word/2010/wordml" xmlns:w15="http://schemas.microsoft.com/office/word/2012/wordml" xmlns:w16cex="http://schemas.microsoft.com/office/word/2018/wordml/cex" xmlns:w16cid="http://schemas.microsoft.com/office/word/2016/wordml/cid" xmlns:w16="http://schemas.microsoft.com/office/word/2018/wordml" xmlns:w16sdtdh="http://schemas.microsoft.com/office/word/2020/wordml/sdtdatahash" xmlns:w16se="http://schemas.microsoft.com/office/word/2015/wordml/symex" xmlns:wpg="http://schemas.microsoft.com/office/word/2010/wordprocessingGroup" xmlns:wpi="http://schemas.microsoft.com/office/word/2010/wordprocessingInk" xmlns:wne="http://schemas.microsoft.com/office/word/2006/wordml" xmlns:wps="http://schemas.microsoft.com/office/word/2010/wordprocessingShape" mc:Ignorable="w14 w15 w16se w16cid w16 w16cex w16sdtdh wp14">
+<w:numbering xmlns:wpc="http://schemas.microsoft.com/office/word/2010/wordprocessingCanvas" xmlns:cx="http://schemas.microsoft.com/office/drawing/2014/chartex" xmlns:mc="http://schemas.openxmlformats.org/markup-compatibility/2006" xmlns:o="urn:schemas-microsoft-com:office:office" xmlns:r="http://schemas.openxmlformats.org/officeDocument/2006/relationships" xmlns:m="http://schemas.openxmlformats.org/officeDocument/2006/math" xmlns:v="urn:schemas-microsoft-com:vml" xmlns:wp14="http://schemas.microsoft.com/office/word/2010/wordprocessingDrawing" xmlns:wp="http://schemas.openxmlformats.org/drawingml/2006/wordprocessingDrawing" xmlns:w10="urn:schemas-microsoft-com:office:word" xmlns:w="http://schemas.openxmlformats.org/wordprocessingml/2006/main" xmlns:w14="http://schemas.microsoft.com/office/word/2010/wordml" xmlns:w15="http://schemas.microsoft.com/office/word/2012/wordml" xmlns:w16se="http://schemas.microsoft.com/office/word/2015/wordml/symex" xmlns:wpg="http://schemas.microsoft.com/office/word/2010/wordprocessingGroup" xmlns:wpi="http://schemas.microsoft.com/office/word/2010/wordprocessingInk" xmlns:wne="http://schemas.microsoft.com/office/word/2006/wordml" xmlns:wps="http://schemas.microsoft.com/office/word/2010/wordprocessingShape" mc:Ignorable="w14 w15 w16se wp14">
   <w:abstractNum w:abstractNumId="0" w15:restartNumberingAfterBreak="0">
     <w:nsid w:val="1FF11F69"/>
     <w:multiLevelType w:val="multilevel"/>
@@ -2383,10 +3477,10 @@
       </w:pPr>
     </w:lvl>
   </w:abstractNum>
-  <w:num w:numId="1" w16cid:durableId="365638195">
+  <w:num w:numId="1">
     <w:abstractNumId w:val="1"/>
   </w:num>
-  <w:num w:numId="2" w16cid:durableId="615523354">
+  <w:num w:numId="2">
     <w:abstractNumId w:val="1"/>
     <w:lvlOverride w:ilvl="1">
       <w:lvl w:ilvl="1">
@@ -2396,7 +3490,7 @@
       </w:lvl>
     </w:lvlOverride>
   </w:num>
-  <w:num w:numId="3" w16cid:durableId="356199024">
+  <w:num w:numId="3">
     <w:abstractNumId w:val="1"/>
     <w:lvlOverride w:ilvl="1">
       <w:lvl w:ilvl="1">
@@ -2406,10 +3500,10 @@
       </w:lvl>
     </w:lvlOverride>
   </w:num>
-  <w:num w:numId="4" w16cid:durableId="495147731">
+  <w:num w:numId="4">
     <w:abstractNumId w:val="2"/>
   </w:num>
-  <w:num w:numId="5" w16cid:durableId="880939356">
+  <w:num w:numId="5">
     <w:abstractNumId w:val="2"/>
     <w:lvlOverride w:ilvl="1">
       <w:lvl w:ilvl="1">
@@ -2419,7 +3513,7 @@
       </w:lvl>
     </w:lvlOverride>
   </w:num>
-  <w:num w:numId="6" w16cid:durableId="455561627">
+  <w:num w:numId="6">
     <w:abstractNumId w:val="2"/>
     <w:lvlOverride w:ilvl="1">
       <w:lvl w:ilvl="1">
@@ -2429,10 +3523,10 @@
       </w:lvl>
     </w:lvlOverride>
   </w:num>
-  <w:num w:numId="7" w16cid:durableId="330721332">
+  <w:num w:numId="7">
     <w:abstractNumId w:val="3"/>
   </w:num>
-  <w:num w:numId="8" w16cid:durableId="2138912942">
+  <w:num w:numId="8">
     <w:abstractNumId w:val="3"/>
     <w:lvlOverride w:ilvl="1">
       <w:lvl w:ilvl="1">
@@ -2442,7 +3536,7 @@
       </w:lvl>
     </w:lvlOverride>
   </w:num>
-  <w:num w:numId="9" w16cid:durableId="331684299">
+  <w:num w:numId="9">
     <w:abstractNumId w:val="3"/>
     <w:lvlOverride w:ilvl="1">
       <w:lvl w:ilvl="1">
@@ -2452,10 +3546,10 @@
       </w:lvl>
     </w:lvlOverride>
   </w:num>
-  <w:num w:numId="10" w16cid:durableId="1444959209">
+  <w:num w:numId="10">
     <w:abstractNumId w:val="0"/>
   </w:num>
-  <w:num w:numId="11" w16cid:durableId="159859258">
+  <w:num w:numId="11">
     <w:abstractNumId w:val="0"/>
     <w:lvlOverride w:ilvl="1">
       <w:lvl w:ilvl="1">
@@ -2465,7 +3559,7 @@
       </w:lvl>
     </w:lvlOverride>
   </w:num>
-  <w:num w:numId="12" w16cid:durableId="1258562910">
+  <w:num w:numId="12">
     <w:abstractNumId w:val="0"/>
     <w:lvlOverride w:ilvl="1">
       <w:lvl w:ilvl="1">
@@ -2479,7 +3573,7 @@
 </file>
 
 <file path=word/styles.xml><?xml version="1.0" encoding="utf-8"?>
-<w:styles xmlns:mc="http://schemas.openxmlformats.org/markup-compatibility/2006" xmlns:r="http://schemas.openxmlformats.org/officeDocument/2006/relationships" xmlns:w="http://schemas.openxmlformats.org/wordprocessingml/2006/main" xmlns:w14="http://schemas.microsoft.com/office/word/2010/wordml" xmlns:w15="http://schemas.microsoft.com/office/word/2012/wordml" xmlns:w16cex="http://schemas.microsoft.com/office/word/2018/wordml/cex" xmlns:w16cid="http://schemas.microsoft.com/office/word/2016/wordml/cid" xmlns:w16="http://schemas.microsoft.com/office/word/2018/wordml" xmlns:w16sdtdh="http://schemas.microsoft.com/office/word/2020/wordml/sdtdatahash" xmlns:w16se="http://schemas.microsoft.com/office/word/2015/wordml/symex" mc:Ignorable="w14 w15 w16se w16cid w16 w16cex w16sdtdh">
+<w:styles xmlns:mc="http://schemas.openxmlformats.org/markup-compatibility/2006" xmlns:r="http://schemas.openxmlformats.org/officeDocument/2006/relationships" xmlns:w="http://schemas.openxmlformats.org/wordprocessingml/2006/main" xmlns:w14="http://schemas.microsoft.com/office/word/2010/wordml" xmlns:w15="http://schemas.microsoft.com/office/word/2012/wordml" xmlns:w16se="http://schemas.microsoft.com/office/word/2015/wordml/symex" mc:Ignorable="w14 w15 w16se">
   <w:docDefaults>
     <w:rPrDefault>
       <w:rPr>
@@ -2497,7 +3591,7 @@
       </w:pPr>
     </w:pPrDefault>
   </w:docDefaults>
-  <w:latentStyles w:defLockedState="0" w:defUIPriority="99" w:defSemiHidden="0" w:defUnhideWhenUsed="0" w:defQFormat="0" w:count="376">
+  <w:latentStyles w:defLockedState="0" w:defUIPriority="99" w:defSemiHidden="0" w:defUnhideWhenUsed="0" w:defQFormat="0" w:count="371">
     <w:lsdException w:name="Normal" w:uiPriority="0" w:qFormat="1"/>
     <w:lsdException w:name="heading 1" w:uiPriority="9" w:qFormat="1"/>
     <w:lsdException w:name="heading 2" w:semiHidden="1" w:uiPriority="9" w:unhideWhenUsed="1" w:qFormat="1"/>
@@ -2869,11 +3963,6 @@
     <w:lsdException w:name="List Table 5 Dark Accent 6" w:uiPriority="50"/>
     <w:lsdException w:name="List Table 6 Colorful Accent 6" w:uiPriority="51"/>
     <w:lsdException w:name="List Table 7 Colorful Accent 6" w:uiPriority="52"/>
-    <w:lsdException w:name="Mention" w:semiHidden="1" w:unhideWhenUsed="1"/>
-    <w:lsdException w:name="Smart Hyperlink" w:semiHidden="1" w:unhideWhenUsed="1"/>
-    <w:lsdException w:name="Hashtag" w:semiHidden="1" w:unhideWhenUsed="1"/>
-    <w:lsdException w:name="Unresolved Mention" w:semiHidden="1" w:unhideWhenUsed="1"/>
-    <w:lsdException w:name="Smart Link" w:semiHidden="1" w:unhideWhenUsed="1"/>
   </w:latentStyles>
   <w:style w:type="paragraph" w:default="1" w:styleId="Normal">
     <w:name w:val="Normal"/>
